--- a/electron/database/generate-document/templates/contract-review.docx
+++ b/electron/database/generate-document/templates/contract-review.docx
@@ -928,11 +928,39 @@
                 <w:rFonts w:ascii="Arial" w:hAnsi="Arial" w:cs="Arial"/>
               </w:rPr>
             </w:pPr>
+            <w:proofErr w:type="gramStart"/>
             <w:r>
               <w:rPr>
                 <w:rFonts w:ascii="Arial" w:hAnsi="Arial" w:cs="Arial"/>
               </w:rPr>
               <w:t>OTHERS</w:t>
+            </w:r>
+            <w:r>
+              <w:rPr>
+                <w:rFonts w:ascii="Arial" w:hAnsi="Arial" w:cs="Arial"/>
+              </w:rPr>
+              <w:t xml:space="preserve"> :</w:t>
+            </w:r>
+            <w:proofErr w:type="gramEnd"/>
+            <w:r>
+              <w:rPr>
+                <w:rFonts w:ascii="Arial" w:hAnsi="Arial" w:cs="Arial"/>
+              </w:rPr>
+              <w:t xml:space="preserve"> By {</w:t>
+            </w:r>
+            <w:proofErr w:type="spellStart"/>
+            <w:r>
+              <w:rPr>
+                <w:rFonts w:ascii="Arial" w:hAnsi="Arial" w:cs="Arial"/>
+              </w:rPr>
+              <w:t>transportationMode</w:t>
+            </w:r>
+            <w:proofErr w:type="spellEnd"/>
+            <w:r>
+              <w:rPr>
+                <w:rFonts w:ascii="Arial" w:hAnsi="Arial" w:cs="Arial"/>
+              </w:rPr>
+              <w:t>}</w:t>
             </w:r>
           </w:p>
         </w:tc>

--- a/electron/database/generate-document/templates/contract-review.docx
+++ b/electron/database/generate-document/templates/contract-review.docx
@@ -13,18 +13,18 @@
         <w:tblLook w:val="04A0" w:firstRow="1" w:lastRow="0" w:firstColumn="1" w:lastColumn="0" w:noHBand="0" w:noVBand="1"/>
       </w:tblPr>
       <w:tblGrid>
-        <w:gridCol w:w="2159"/>
-        <w:gridCol w:w="1430"/>
-        <w:gridCol w:w="713"/>
+        <w:gridCol w:w="2701"/>
+        <w:gridCol w:w="1407"/>
+        <w:gridCol w:w="643"/>
         <w:gridCol w:w="82"/>
-        <w:gridCol w:w="573"/>
-        <w:gridCol w:w="232"/>
+        <w:gridCol w:w="509"/>
+        <w:gridCol w:w="228"/>
         <w:gridCol w:w="801"/>
-        <w:gridCol w:w="472"/>
-        <w:gridCol w:w="722"/>
-        <w:gridCol w:w="1191"/>
-        <w:gridCol w:w="240"/>
-        <w:gridCol w:w="2147"/>
+        <w:gridCol w:w="446"/>
+        <w:gridCol w:w="585"/>
+        <w:gridCol w:w="1143"/>
+        <w:gridCol w:w="213"/>
+        <w:gridCol w:w="2004"/>
       </w:tblGrid>
       <w:tr>
         <w:tc>
@@ -37,22 +37,18 @@
             <w:pPr>
               <w:rPr>
                 <w:rFonts w:ascii="Arial" w:hAnsi="Arial" w:cs="Arial"/>
-              </w:rPr>
-            </w:pPr>
-            <w:r>
-              <w:rPr>
-                <w:rFonts w:ascii="Arial" w:hAnsi="Arial" w:cs="Arial"/>
-              </w:rPr>
-              <w:t xml:space="preserve">CUSTOMER / </w:t>
-            </w:r>
-            <w:proofErr w:type="gramStart"/>
-            <w:r>
-              <w:rPr>
-                <w:rFonts w:ascii="Arial" w:hAnsi="Arial" w:cs="Arial"/>
-              </w:rPr>
-              <w:t>ADDRESS :</w:t>
-            </w:r>
-            <w:proofErr w:type="gramEnd"/>
+                <w:sz w:val="20"/>
+                <w:szCs w:val="20"/>
+              </w:rPr>
+            </w:pPr>
+            <w:r>
+              <w:rPr>
+                <w:rFonts w:ascii="Arial" w:hAnsi="Arial" w:cs="Arial"/>
+                <w:sz w:val="20"/>
+                <w:szCs w:val="20"/>
+              </w:rPr>
+              <w:t>CUSTOMER / ADDRESS :</w:t>
+            </w:r>
           </w:p>
           <w:p>
             <w:pPr>
@@ -63,11 +59,15 @@
               <w:ind w:right="227"/>
               <w:rPr>
                 <w:rFonts w:ascii="Arial" w:hAnsi="Arial" w:cs="Arial"/>
-              </w:rPr>
-            </w:pPr>
-            <w:r>
-              <w:rPr>
-                <w:rFonts w:ascii="Arial" w:hAnsi="Arial" w:cs="Arial"/>
+                <w:sz w:val="20"/>
+                <w:szCs w:val="20"/>
+              </w:rPr>
+            </w:pPr>
+            <w:r>
+              <w:rPr>
+                <w:rFonts w:ascii="Arial" w:hAnsi="Arial" w:cs="Arial"/>
+                <w:sz w:val="20"/>
+                <w:szCs w:val="20"/>
               </w:rPr>
               <w:t>{</w:t>
             </w:r>
@@ -75,6 +75,8 @@
             <w:r>
               <w:rPr>
                 <w:rFonts w:ascii="Arial" w:hAnsi="Arial" w:cs="Arial"/>
+                <w:sz w:val="20"/>
+                <w:szCs w:val="20"/>
               </w:rPr>
               <w:t>consigneeName</w:t>
             </w:r>
@@ -82,6 +84,8 @@
             <w:r>
               <w:rPr>
                 <w:rFonts w:ascii="Arial" w:hAnsi="Arial" w:cs="Arial"/>
+                <w:sz w:val="20"/>
+                <w:szCs w:val="20"/>
               </w:rPr>
               <w:t>}</w:t>
             </w:r>
@@ -90,11 +94,15 @@
             <w:pPr>
               <w:rPr>
                 <w:rFonts w:ascii="Arial" w:hAnsi="Arial" w:cs="Arial"/>
-              </w:rPr>
-            </w:pPr>
-            <w:r>
-              <w:rPr>
-                <w:rFonts w:ascii="Arial" w:hAnsi="Arial" w:cs="Arial"/>
+                <w:sz w:val="20"/>
+                <w:szCs w:val="20"/>
+              </w:rPr>
+            </w:pPr>
+            <w:r>
+              <w:rPr>
+                <w:rFonts w:ascii="Arial" w:hAnsi="Arial" w:cs="Arial"/>
+                <w:sz w:val="20"/>
+                <w:szCs w:val="20"/>
               </w:rPr>
               <w:t>{</w:t>
             </w:r>
@@ -102,6 +110,8 @@
             <w:r>
               <w:rPr>
                 <w:rFonts w:ascii="Arial" w:hAnsi="Arial" w:cs="Arial"/>
+                <w:sz w:val="20"/>
+                <w:szCs w:val="20"/>
               </w:rPr>
               <w:t>consigneeCountry</w:t>
             </w:r>
@@ -109,6 +119,8 @@
             <w:r>
               <w:rPr>
                 <w:rFonts w:ascii="Arial" w:hAnsi="Arial" w:cs="Arial"/>
+                <w:sz w:val="20"/>
+                <w:szCs w:val="20"/>
               </w:rPr>
               <w:t>}</w:t>
             </w:r>
@@ -116,32 +128,30 @@
         </w:tc>
         <w:tc>
           <w:tcPr>
-            <w:tcW w:w="2227" w:type="dxa"/>
+            <w:tcW w:w="2126" w:type="dxa"/>
             <w:gridSpan w:val="4"/>
           </w:tcPr>
           <w:p>
             <w:pPr>
               <w:rPr>
                 <w:rFonts w:ascii="Arial" w:hAnsi="Arial" w:cs="Arial"/>
-              </w:rPr>
-            </w:pPr>
-            <w:proofErr w:type="gramStart"/>
-            <w:r>
-              <w:rPr>
-                <w:rFonts w:ascii="Arial" w:hAnsi="Arial" w:cs="Arial"/>
-              </w:rPr>
-              <w:t>DATE :</w:t>
-            </w:r>
-            <w:proofErr w:type="gramEnd"/>
-            <w:r>
-              <w:rPr>
-                <w:rFonts w:ascii="Arial" w:hAnsi="Arial" w:cs="Arial"/>
-              </w:rPr>
-              <w:t xml:space="preserve"> </w:t>
-            </w:r>
-            <w:r>
-              <w:rPr>
-                <w:rFonts w:ascii="Arial" w:hAnsi="Arial" w:cs="Arial"/>
+                <w:sz w:val="20"/>
+                <w:szCs w:val="20"/>
+              </w:rPr>
+            </w:pPr>
+            <w:r>
+              <w:rPr>
+                <w:rFonts w:ascii="Arial" w:hAnsi="Arial" w:cs="Arial"/>
+                <w:sz w:val="20"/>
+                <w:szCs w:val="20"/>
+              </w:rPr>
+              <w:t xml:space="preserve">DATE : </w:t>
+            </w:r>
+            <w:r>
+              <w:rPr>
+                <w:rFonts w:ascii="Arial" w:hAnsi="Arial" w:cs="Arial"/>
+                <w:sz w:val="20"/>
+                <w:szCs w:val="20"/>
               </w:rPr>
               <w:t>{</w:t>
             </w:r>
@@ -149,6 +159,8 @@
             <w:r>
               <w:rPr>
                 <w:rFonts w:ascii="Arial" w:hAnsi="Arial" w:cs="Arial"/>
+                <w:sz w:val="20"/>
+                <w:szCs w:val="20"/>
               </w:rPr>
               <w:t>invoiceDate</w:t>
             </w:r>
@@ -156,6 +168,8 @@
             <w:r>
               <w:rPr>
                 <w:rFonts w:ascii="Arial" w:hAnsi="Arial" w:cs="Arial"/>
+                <w:sz w:val="20"/>
+                <w:szCs w:val="20"/>
               </w:rPr>
               <w:t>}</w:t>
             </w:r>
@@ -163,7 +177,7 @@
         </w:tc>
         <w:tc>
           <w:tcPr>
-            <w:tcW w:w="3578" w:type="dxa"/>
+            <w:tcW w:w="3679" w:type="dxa"/>
             <w:gridSpan w:val="3"/>
           </w:tcPr>
           <w:p>
@@ -171,23 +185,36 @@
               <w:tabs>
                 <w:tab w:val="left" w:pos="1224"/>
               </w:tabs>
-              <w:ind w:right="227"/>
               <w:rPr>
                 <w:rFonts w:ascii="Arial" w:hAnsi="Arial" w:cs="Arial"/>
                 <w:b/>
                 <w:spacing w:val="-2"/>
                 <w:position w:val="2"/>
-              </w:rPr>
-            </w:pPr>
-            <w:r>
-              <w:rPr>
-                <w:rFonts w:ascii="Arial" w:hAnsi="Arial" w:cs="Arial"/>
+                <w:sz w:val="20"/>
+                <w:szCs w:val="20"/>
+              </w:rPr>
+            </w:pPr>
+            <w:r>
+              <w:rPr>
+                <w:rFonts w:ascii="Arial" w:hAnsi="Arial" w:cs="Arial"/>
+                <w:sz w:val="20"/>
+                <w:szCs w:val="20"/>
               </w:rPr>
               <w:t>OPF. NO.</w:t>
             </w:r>
             <w:r>
               <w:rPr>
                 <w:rFonts w:ascii="Arial" w:hAnsi="Arial" w:cs="Arial"/>
+                <w:sz w:val="20"/>
+                <w:szCs w:val="20"/>
+              </w:rPr>
+              <w:t xml:space="preserve"> :</w:t>
+            </w:r>
+            <w:r>
+              <w:rPr>
+                <w:rFonts w:ascii="Arial" w:hAnsi="Arial" w:cs="Arial"/>
+                <w:sz w:val="20"/>
+                <w:szCs w:val="20"/>
               </w:rPr>
               <w:t xml:space="preserve"> </w:t>
             </w:r>
@@ -197,6 +224,8 @@
                 <w:bCs/>
                 <w:spacing w:val="-2"/>
                 <w:position w:val="2"/>
+                <w:sz w:val="20"/>
+                <w:szCs w:val="20"/>
               </w:rPr>
               <w:t>{</w:t>
             </w:r>
@@ -207,6 +236,8 @@
                 <w:bCs/>
                 <w:spacing w:val="-2"/>
                 <w:position w:val="2"/>
+                <w:sz w:val="20"/>
+                <w:szCs w:val="20"/>
               </w:rPr>
               <w:t>invoicePiNo</w:t>
             </w:r>
@@ -217,6 +248,8 @@
                 <w:bCs/>
                 <w:spacing w:val="-2"/>
                 <w:position w:val="2"/>
+                <w:sz w:val="20"/>
+                <w:szCs w:val="20"/>
               </w:rPr>
               <w:t>}</w:t>
             </w:r>
@@ -234,6 +267,8 @@
             <w:pPr>
               <w:rPr>
                 <w:rFonts w:ascii="Arial" w:hAnsi="Arial" w:cs="Arial"/>
+                <w:sz w:val="20"/>
+                <w:szCs w:val="20"/>
               </w:rPr>
             </w:pPr>
           </w:p>
@@ -247,31 +282,23 @@
             <w:pPr>
               <w:rPr>
                 <w:rFonts w:ascii="Arial" w:hAnsi="Arial" w:cs="Arial"/>
-              </w:rPr>
-            </w:pPr>
-            <w:r>
-              <w:rPr>
-                <w:rFonts w:ascii="Arial" w:hAnsi="Arial" w:cs="Arial"/>
-              </w:rPr>
-              <w:t xml:space="preserve">PO </w:t>
-            </w:r>
-            <w:proofErr w:type="gramStart"/>
-            <w:r>
-              <w:rPr>
-                <w:rFonts w:ascii="Arial" w:hAnsi="Arial" w:cs="Arial"/>
-              </w:rPr>
-              <w:t>REF :</w:t>
-            </w:r>
-            <w:proofErr w:type="gramEnd"/>
-            <w:r>
-              <w:rPr>
-                <w:rFonts w:ascii="Arial" w:hAnsi="Arial" w:cs="Arial"/>
-              </w:rPr>
-              <w:t xml:space="preserve"> </w:t>
-            </w:r>
-            <w:r>
-              <w:rPr>
-                <w:rFonts w:ascii="Arial" w:hAnsi="Arial" w:cs="Arial"/>
+                <w:sz w:val="20"/>
+                <w:szCs w:val="20"/>
+              </w:rPr>
+            </w:pPr>
+            <w:r>
+              <w:rPr>
+                <w:rFonts w:ascii="Arial" w:hAnsi="Arial" w:cs="Arial"/>
+                <w:sz w:val="20"/>
+                <w:szCs w:val="20"/>
+              </w:rPr>
+              <w:t xml:space="preserve">PO REF : </w:t>
+            </w:r>
+            <w:r>
+              <w:rPr>
+                <w:rFonts w:ascii="Arial" w:hAnsi="Arial" w:cs="Arial"/>
+                <w:sz w:val="20"/>
+                <w:szCs w:val="20"/>
               </w:rPr>
               <w:t>Email</w:t>
             </w:r>
@@ -289,6 +316,8 @@
             <w:pPr>
               <w:rPr>
                 <w:rFonts w:ascii="Arial" w:hAnsi="Arial" w:cs="Arial"/>
+                <w:sz w:val="20"/>
+                <w:szCs w:val="20"/>
               </w:rPr>
             </w:pPr>
           </w:p>
@@ -302,31 +331,23 @@
             <w:pPr>
               <w:rPr>
                 <w:rFonts w:ascii="Arial" w:hAnsi="Arial" w:cs="Arial"/>
-              </w:rPr>
-            </w:pPr>
-            <w:r>
-              <w:rPr>
-                <w:rFonts w:ascii="Arial" w:hAnsi="Arial" w:cs="Arial"/>
-              </w:rPr>
-              <w:t xml:space="preserve">DELIVERY </w:t>
-            </w:r>
-            <w:proofErr w:type="gramStart"/>
-            <w:r>
-              <w:rPr>
-                <w:rFonts w:ascii="Arial" w:hAnsi="Arial" w:cs="Arial"/>
-              </w:rPr>
-              <w:t>DATE :</w:t>
-            </w:r>
-            <w:proofErr w:type="gramEnd"/>
-            <w:r>
-              <w:rPr>
-                <w:rFonts w:ascii="Arial" w:hAnsi="Arial" w:cs="Arial"/>
-              </w:rPr>
-              <w:t xml:space="preserve"> </w:t>
-            </w:r>
-            <w:r>
-              <w:rPr>
-                <w:rFonts w:ascii="Arial" w:hAnsi="Arial" w:cs="Arial"/>
+                <w:sz w:val="20"/>
+                <w:szCs w:val="20"/>
+              </w:rPr>
+            </w:pPr>
+            <w:r>
+              <w:rPr>
+                <w:rFonts w:ascii="Arial" w:hAnsi="Arial" w:cs="Arial"/>
+                <w:sz w:val="20"/>
+                <w:szCs w:val="20"/>
+              </w:rPr>
+              <w:t xml:space="preserve">DELIVERY DATE : </w:t>
+            </w:r>
+            <w:r>
+              <w:rPr>
+                <w:rFonts w:ascii="Arial" w:hAnsi="Arial" w:cs="Arial"/>
+                <w:sz w:val="20"/>
+                <w:szCs w:val="20"/>
               </w:rPr>
               <w:t>{</w:t>
             </w:r>
@@ -334,6 +355,8 @@
             <w:r>
               <w:rPr>
                 <w:rFonts w:ascii="Arial" w:hAnsi="Arial" w:cs="Arial"/>
+                <w:sz w:val="20"/>
+                <w:szCs w:val="20"/>
               </w:rPr>
               <w:t>deliveryDetails</w:t>
             </w:r>
@@ -341,6 +364,8 @@
             <w:r>
               <w:rPr>
                 <w:rFonts w:ascii="Arial" w:hAnsi="Arial" w:cs="Arial"/>
+                <w:sz w:val="20"/>
+                <w:szCs w:val="20"/>
               </w:rPr>
               <w:t>}</w:t>
             </w:r>
@@ -357,31 +382,23 @@
             <w:pPr>
               <w:rPr>
                 <w:rFonts w:ascii="Arial" w:hAnsi="Arial" w:cs="Arial"/>
-              </w:rPr>
-            </w:pPr>
-            <w:r>
-              <w:rPr>
-                <w:rFonts w:ascii="Arial" w:hAnsi="Arial" w:cs="Arial"/>
-              </w:rPr>
-              <w:t xml:space="preserve">CST / ST </w:t>
-            </w:r>
-            <w:proofErr w:type="gramStart"/>
-            <w:r>
-              <w:rPr>
-                <w:rFonts w:ascii="Arial" w:hAnsi="Arial" w:cs="Arial"/>
-              </w:rPr>
-              <w:t>No. :</w:t>
-            </w:r>
-            <w:proofErr w:type="gramEnd"/>
-            <w:r>
-              <w:rPr>
-                <w:rFonts w:ascii="Arial" w:hAnsi="Arial" w:cs="Arial"/>
-              </w:rPr>
-              <w:t xml:space="preserve"> </w:t>
-            </w:r>
-            <w:r>
-              <w:rPr>
-                <w:rFonts w:ascii="Arial" w:hAnsi="Arial" w:cs="Arial"/>
+                <w:sz w:val="20"/>
+                <w:szCs w:val="20"/>
+              </w:rPr>
+            </w:pPr>
+            <w:r>
+              <w:rPr>
+                <w:rFonts w:ascii="Arial" w:hAnsi="Arial" w:cs="Arial"/>
+                <w:sz w:val="20"/>
+                <w:szCs w:val="20"/>
+              </w:rPr>
+              <w:t xml:space="preserve">CST / ST No. : </w:t>
+            </w:r>
+            <w:r>
+              <w:rPr>
+                <w:rFonts w:ascii="Arial" w:hAnsi="Arial" w:cs="Arial"/>
+                <w:sz w:val="20"/>
+                <w:szCs w:val="20"/>
               </w:rPr>
               <w:t>N.A.</w:t>
             </w:r>
@@ -396,31 +413,23 @@
             <w:pPr>
               <w:rPr>
                 <w:rFonts w:ascii="Arial" w:hAnsi="Arial" w:cs="Arial"/>
-              </w:rPr>
-            </w:pPr>
-            <w:r>
-              <w:rPr>
-                <w:rFonts w:ascii="Arial" w:hAnsi="Arial" w:cs="Arial"/>
-              </w:rPr>
-              <w:t xml:space="preserve">DELIVERY </w:t>
-            </w:r>
-            <w:proofErr w:type="gramStart"/>
-            <w:r>
-              <w:rPr>
-                <w:rFonts w:ascii="Arial" w:hAnsi="Arial" w:cs="Arial"/>
-              </w:rPr>
-              <w:t>AT :</w:t>
-            </w:r>
-            <w:proofErr w:type="gramEnd"/>
-            <w:r>
-              <w:rPr>
-                <w:rFonts w:ascii="Arial" w:hAnsi="Arial" w:cs="Arial"/>
-              </w:rPr>
-              <w:t xml:space="preserve"> </w:t>
-            </w:r>
-            <w:r>
-              <w:rPr>
-                <w:rFonts w:ascii="Arial" w:hAnsi="Arial" w:cs="Arial"/>
+                <w:sz w:val="20"/>
+                <w:szCs w:val="20"/>
+              </w:rPr>
+            </w:pPr>
+            <w:r>
+              <w:rPr>
+                <w:rFonts w:ascii="Arial" w:hAnsi="Arial" w:cs="Arial"/>
+                <w:sz w:val="20"/>
+                <w:szCs w:val="20"/>
+              </w:rPr>
+              <w:t xml:space="preserve">DELIVERY AT : </w:t>
+            </w:r>
+            <w:r>
+              <w:rPr>
+                <w:rFonts w:ascii="Arial" w:hAnsi="Arial" w:cs="Arial"/>
+                <w:sz w:val="20"/>
+                <w:szCs w:val="20"/>
               </w:rPr>
               <w:t>{</w:t>
             </w:r>
@@ -428,6 +437,8 @@
             <w:r>
               <w:rPr>
                 <w:rFonts w:ascii="Arial" w:hAnsi="Arial" w:cs="Arial"/>
+                <w:sz w:val="20"/>
+                <w:szCs w:val="20"/>
               </w:rPr>
               <w:t>shippingDetails</w:t>
             </w:r>
@@ -435,6 +446,8 @@
             <w:r>
               <w:rPr>
                 <w:rFonts w:ascii="Arial" w:hAnsi="Arial" w:cs="Arial"/>
+                <w:sz w:val="20"/>
+                <w:szCs w:val="20"/>
               </w:rPr>
               <w:t>}</w:t>
             </w:r>
@@ -451,22 +464,18 @@
             <w:pPr>
               <w:rPr>
                 <w:rFonts w:ascii="Arial" w:hAnsi="Arial" w:cs="Arial"/>
-              </w:rPr>
-            </w:pPr>
-            <w:r>
-              <w:rPr>
-                <w:rFonts w:ascii="Arial" w:hAnsi="Arial" w:cs="Arial"/>
-              </w:rPr>
-              <w:t xml:space="preserve">TOTAL REQUIREMENT SUMMARY – DETAILS AS PER OPF (TOTAL OPF Attachments-   </w:t>
-            </w:r>
-            <w:proofErr w:type="gramStart"/>
-            <w:r>
-              <w:rPr>
-                <w:rFonts w:ascii="Arial" w:hAnsi="Arial" w:cs="Arial"/>
-              </w:rPr>
-              <w:t xml:space="preserve">  )</w:t>
-            </w:r>
-            <w:proofErr w:type="gramEnd"/>
+                <w:sz w:val="20"/>
+                <w:szCs w:val="20"/>
+              </w:rPr>
+            </w:pPr>
+            <w:r>
+              <w:rPr>
+                <w:rFonts w:ascii="Arial" w:hAnsi="Arial" w:cs="Arial"/>
+                <w:sz w:val="20"/>
+                <w:szCs w:val="20"/>
+              </w:rPr>
+              <w:t>TOTAL REQUIREMENT SUMMARY – DETAILS AS PER OPF (TOTAL OPF Attachments-     )</w:t>
+            </w:r>
           </w:p>
         </w:tc>
       </w:tr>
@@ -480,11 +489,15 @@
               <w:jc w:val="center"/>
               <w:rPr>
                 <w:rFonts w:ascii="Arial" w:hAnsi="Arial" w:cs="Arial"/>
-              </w:rPr>
-            </w:pPr>
-            <w:r>
-              <w:rPr>
-                <w:rFonts w:ascii="Arial" w:hAnsi="Arial" w:cs="Arial"/>
+                <w:sz w:val="20"/>
+                <w:szCs w:val="20"/>
+              </w:rPr>
+            </w:pPr>
+            <w:r>
+              <w:rPr>
+                <w:rFonts w:ascii="Arial" w:hAnsi="Arial" w:cs="Arial"/>
+                <w:sz w:val="20"/>
+                <w:szCs w:val="20"/>
               </w:rPr>
               <w:t>HPL</w:t>
             </w:r>
@@ -500,11 +513,15 @@
               <w:jc w:val="center"/>
               <w:rPr>
                 <w:rFonts w:ascii="Arial" w:hAnsi="Arial" w:cs="Arial"/>
-              </w:rPr>
-            </w:pPr>
-            <w:r>
-              <w:rPr>
-                <w:rFonts w:ascii="Arial" w:hAnsi="Arial" w:cs="Arial"/>
+                <w:sz w:val="20"/>
+                <w:szCs w:val="20"/>
+              </w:rPr>
+            </w:pPr>
+            <w:r>
+              <w:rPr>
+                <w:rFonts w:ascii="Arial" w:hAnsi="Arial" w:cs="Arial"/>
+                <w:sz w:val="20"/>
+                <w:szCs w:val="20"/>
               </w:rPr>
               <w:t>PF</w:t>
             </w:r>
@@ -520,11 +537,15 @@
               <w:jc w:val="center"/>
               <w:rPr>
                 <w:rFonts w:ascii="Arial" w:hAnsi="Arial" w:cs="Arial"/>
-              </w:rPr>
-            </w:pPr>
-            <w:r>
-              <w:rPr>
-                <w:rFonts w:ascii="Arial" w:hAnsi="Arial" w:cs="Arial"/>
+                <w:sz w:val="20"/>
+                <w:szCs w:val="20"/>
+              </w:rPr>
+            </w:pPr>
+            <w:r>
+              <w:rPr>
+                <w:rFonts w:ascii="Arial" w:hAnsi="Arial" w:cs="Arial"/>
+                <w:sz w:val="20"/>
+                <w:szCs w:val="20"/>
               </w:rPr>
               <w:t>COMPACTS</w:t>
             </w:r>
@@ -540,11 +561,15 @@
               <w:jc w:val="center"/>
               <w:rPr>
                 <w:rFonts w:ascii="Arial" w:hAnsi="Arial" w:cs="Arial"/>
-              </w:rPr>
-            </w:pPr>
-            <w:r>
-              <w:rPr>
-                <w:rFonts w:ascii="Arial" w:hAnsi="Arial" w:cs="Arial"/>
+                <w:sz w:val="20"/>
+                <w:szCs w:val="20"/>
+              </w:rPr>
+            </w:pPr>
+            <w:r>
+              <w:rPr>
+                <w:rFonts w:ascii="Arial" w:hAnsi="Arial" w:cs="Arial"/>
+                <w:sz w:val="20"/>
+                <w:szCs w:val="20"/>
               </w:rPr>
               <w:t>FR 300</w:t>
             </w:r>
@@ -559,11 +584,15 @@
               <w:jc w:val="center"/>
               <w:rPr>
                 <w:rFonts w:ascii="Arial" w:hAnsi="Arial" w:cs="Arial"/>
-              </w:rPr>
-            </w:pPr>
-            <w:r>
-              <w:rPr>
-                <w:rFonts w:ascii="Arial" w:hAnsi="Arial" w:cs="Arial"/>
+                <w:sz w:val="20"/>
+                <w:szCs w:val="20"/>
+              </w:rPr>
+            </w:pPr>
+            <w:r>
+              <w:rPr>
+                <w:rFonts w:ascii="Arial" w:hAnsi="Arial" w:cs="Arial"/>
+                <w:sz w:val="20"/>
+                <w:szCs w:val="20"/>
               </w:rPr>
               <w:t>OTHERS</w:t>
             </w:r>
@@ -580,30 +609,38 @@
               <w:jc w:val="center"/>
               <w:rPr>
                 <w:rFonts w:ascii="Arial" w:hAnsi="Arial" w:cs="Arial"/>
-              </w:rPr>
-            </w:pPr>
-          </w:p>
-          <w:p>
-            <w:pPr>
-              <w:jc w:val="center"/>
-              <w:rPr>
-                <w:rFonts w:ascii="Arial" w:hAnsi="Arial" w:cs="Arial"/>
-              </w:rPr>
-            </w:pPr>
-          </w:p>
-          <w:p>
-            <w:pPr>
-              <w:jc w:val="center"/>
-              <w:rPr>
-                <w:rFonts w:ascii="Arial" w:hAnsi="Arial" w:cs="Arial"/>
-              </w:rPr>
-            </w:pPr>
-          </w:p>
-          <w:p>
-            <w:pPr>
-              <w:jc w:val="center"/>
-              <w:rPr>
-                <w:rFonts w:ascii="Arial" w:hAnsi="Arial" w:cs="Arial"/>
+                <w:sz w:val="20"/>
+                <w:szCs w:val="20"/>
+              </w:rPr>
+            </w:pPr>
+          </w:p>
+          <w:p>
+            <w:pPr>
+              <w:jc w:val="center"/>
+              <w:rPr>
+                <w:rFonts w:ascii="Arial" w:hAnsi="Arial" w:cs="Arial"/>
+                <w:sz w:val="20"/>
+                <w:szCs w:val="20"/>
+              </w:rPr>
+            </w:pPr>
+          </w:p>
+          <w:p>
+            <w:pPr>
+              <w:jc w:val="center"/>
+              <w:rPr>
+                <w:rFonts w:ascii="Arial" w:hAnsi="Arial" w:cs="Arial"/>
+                <w:sz w:val="20"/>
+                <w:szCs w:val="20"/>
+              </w:rPr>
+            </w:pPr>
+          </w:p>
+          <w:p>
+            <w:pPr>
+              <w:jc w:val="center"/>
+              <w:rPr>
+                <w:rFonts w:ascii="Arial" w:hAnsi="Arial" w:cs="Arial"/>
+                <w:sz w:val="20"/>
+                <w:szCs w:val="20"/>
               </w:rPr>
             </w:pPr>
           </w:p>
@@ -618,6 +655,8 @@
               <w:jc w:val="center"/>
               <w:rPr>
                 <w:rFonts w:ascii="Arial" w:hAnsi="Arial" w:cs="Arial"/>
+                <w:sz w:val="20"/>
+                <w:szCs w:val="20"/>
               </w:rPr>
             </w:pPr>
           </w:p>
@@ -632,6 +671,8 @@
               <w:jc w:val="center"/>
               <w:rPr>
                 <w:rFonts w:ascii="Arial" w:hAnsi="Arial" w:cs="Arial"/>
+                <w:sz w:val="20"/>
+                <w:szCs w:val="20"/>
               </w:rPr>
             </w:pPr>
           </w:p>
@@ -646,6 +687,8 @@
               <w:jc w:val="center"/>
               <w:rPr>
                 <w:rFonts w:ascii="Arial" w:hAnsi="Arial" w:cs="Arial"/>
+                <w:sz w:val="20"/>
+                <w:szCs w:val="20"/>
               </w:rPr>
             </w:pPr>
           </w:p>
@@ -659,6 +702,8 @@
               <w:jc w:val="center"/>
               <w:rPr>
                 <w:rFonts w:ascii="Arial" w:hAnsi="Arial" w:cs="Arial"/>
+                <w:sz w:val="20"/>
+                <w:szCs w:val="20"/>
               </w:rPr>
             </w:pPr>
           </w:p>
@@ -677,11 +722,15 @@
             <w:pPr>
               <w:rPr>
                 <w:rFonts w:ascii="Arial" w:hAnsi="Arial" w:cs="Arial"/>
-              </w:rPr>
-            </w:pPr>
-            <w:r>
-              <w:rPr>
-                <w:rFonts w:ascii="Arial" w:hAnsi="Arial" w:cs="Arial"/>
+                <w:sz w:val="20"/>
+                <w:szCs w:val="20"/>
+              </w:rPr>
+            </w:pPr>
+            <w:r>
+              <w:rPr>
+                <w:rFonts w:ascii="Arial" w:hAnsi="Arial" w:cs="Arial"/>
+                <w:sz w:val="20"/>
+                <w:szCs w:val="20"/>
               </w:rPr>
               <w:t>MODE OF TRANSPORTATION</w:t>
             </w:r>
@@ -690,13 +739,15 @@
             <w:pPr>
               <w:rPr>
                 <w:rFonts w:ascii="Arial" w:hAnsi="Arial" w:cs="Arial"/>
-              </w:rPr>
-            </w:pPr>
-          </w:p>
-        </w:tc>
-        <w:tc>
-          <w:tcPr>
-            <w:tcW w:w="3595" w:type="dxa"/>
+                <w:sz w:val="20"/>
+                <w:szCs w:val="20"/>
+              </w:rPr>
+            </w:pPr>
+          </w:p>
+        </w:tc>
+        <w:tc>
+          <w:tcPr>
+            <w:tcW w:w="3494" w:type="dxa"/>
             <w:gridSpan w:val="7"/>
             <w:vMerge w:val="restart"/>
           </w:tcPr>
@@ -705,11 +756,15 @@
               <w:jc w:val="center"/>
               <w:rPr>
                 <w:rFonts w:ascii="Arial" w:hAnsi="Arial" w:cs="Arial"/>
-              </w:rPr>
-            </w:pPr>
-            <w:r>
-              <w:rPr>
-                <w:rFonts w:ascii="Arial" w:hAnsi="Arial" w:cs="Arial"/>
+                <w:sz w:val="20"/>
+                <w:szCs w:val="20"/>
+              </w:rPr>
+            </w:pPr>
+            <w:r>
+              <w:rPr>
+                <w:rFonts w:ascii="Arial" w:hAnsi="Arial" w:cs="Arial"/>
+                <w:sz w:val="20"/>
+                <w:szCs w:val="20"/>
               </w:rPr>
               <w:t>COLLECTIONS</w:t>
             </w:r>
@@ -719,35 +774,45 @@
               <w:jc w:val="center"/>
               <w:rPr>
                 <w:rFonts w:ascii="Arial" w:hAnsi="Arial" w:cs="Arial"/>
-              </w:rPr>
-            </w:pPr>
-          </w:p>
-          <w:p>
-            <w:pPr>
-              <w:jc w:val="center"/>
-              <w:rPr>
-                <w:rFonts w:ascii="Arial" w:hAnsi="Arial" w:cs="Arial"/>
-              </w:rPr>
-            </w:pPr>
-          </w:p>
-          <w:p>
-            <w:pPr>
-              <w:jc w:val="center"/>
-              <w:rPr>
-                <w:rFonts w:ascii="Arial" w:hAnsi="Arial" w:cs="Arial"/>
-              </w:rPr>
-            </w:pPr>
-          </w:p>
-          <w:p>
-            <w:pPr>
-              <w:jc w:val="center"/>
-              <w:rPr>
-                <w:rFonts w:ascii="Arial" w:hAnsi="Arial" w:cs="Arial"/>
-              </w:rPr>
-            </w:pPr>
-            <w:r>
-              <w:rPr>
-                <w:rFonts w:ascii="Arial" w:hAnsi="Arial" w:cs="Arial"/>
+                <w:sz w:val="20"/>
+                <w:szCs w:val="20"/>
+              </w:rPr>
+            </w:pPr>
+          </w:p>
+          <w:p>
+            <w:pPr>
+              <w:jc w:val="center"/>
+              <w:rPr>
+                <w:rFonts w:ascii="Arial" w:hAnsi="Arial" w:cs="Arial"/>
+                <w:sz w:val="20"/>
+                <w:szCs w:val="20"/>
+              </w:rPr>
+            </w:pPr>
+          </w:p>
+          <w:p>
+            <w:pPr>
+              <w:jc w:val="center"/>
+              <w:rPr>
+                <w:rFonts w:ascii="Arial" w:hAnsi="Arial" w:cs="Arial"/>
+                <w:sz w:val="20"/>
+                <w:szCs w:val="20"/>
+              </w:rPr>
+            </w:pPr>
+          </w:p>
+          <w:p>
+            <w:pPr>
+              <w:jc w:val="center"/>
+              <w:rPr>
+                <w:rFonts w:ascii="Arial" w:hAnsi="Arial" w:cs="Arial"/>
+                <w:sz w:val="20"/>
+                <w:szCs w:val="20"/>
+              </w:rPr>
+            </w:pPr>
+            <w:r>
+              <w:rPr>
+                <w:rFonts w:ascii="Arial" w:hAnsi="Arial" w:cs="Arial"/>
+                <w:sz w:val="20"/>
+                <w:szCs w:val="20"/>
               </w:rPr>
               <w:t>N.A.</w:t>
             </w:r>
@@ -755,7 +820,7 @@
         </w:tc>
         <w:tc>
           <w:tcPr>
-            <w:tcW w:w="3578" w:type="dxa"/>
+            <w:tcW w:w="3679" w:type="dxa"/>
             <w:gridSpan w:val="3"/>
             <w:vMerge w:val="restart"/>
           </w:tcPr>
@@ -764,11 +829,15 @@
               <w:jc w:val="center"/>
               <w:rPr>
                 <w:rFonts w:ascii="Arial" w:hAnsi="Arial" w:cs="Arial"/>
-              </w:rPr>
-            </w:pPr>
-            <w:r>
-              <w:rPr>
-                <w:rFonts w:ascii="Arial" w:hAnsi="Arial" w:cs="Arial"/>
+                <w:sz w:val="20"/>
+                <w:szCs w:val="20"/>
+              </w:rPr>
+            </w:pPr>
+            <w:r>
+              <w:rPr>
+                <w:rFonts w:ascii="Arial" w:hAnsi="Arial" w:cs="Arial"/>
+                <w:sz w:val="20"/>
+                <w:szCs w:val="20"/>
               </w:rPr>
               <w:t>INVOICE TO BE RAISED IF OTHER THAN CONSIGNEE</w:t>
             </w:r>
@@ -778,27 +847,35 @@
               <w:jc w:val="center"/>
               <w:rPr>
                 <w:rFonts w:ascii="Arial" w:hAnsi="Arial" w:cs="Arial"/>
-              </w:rPr>
-            </w:pPr>
-          </w:p>
-          <w:p>
-            <w:pPr>
-              <w:jc w:val="center"/>
-              <w:rPr>
-                <w:rFonts w:ascii="Arial" w:hAnsi="Arial" w:cs="Arial"/>
-              </w:rPr>
-            </w:pPr>
-          </w:p>
-          <w:p>
-            <w:pPr>
-              <w:jc w:val="center"/>
-              <w:rPr>
-                <w:rFonts w:ascii="Arial" w:hAnsi="Arial" w:cs="Arial"/>
-              </w:rPr>
-            </w:pPr>
-            <w:r>
-              <w:rPr>
-                <w:rFonts w:ascii="Arial" w:hAnsi="Arial" w:cs="Arial"/>
+                <w:sz w:val="20"/>
+                <w:szCs w:val="20"/>
+              </w:rPr>
+            </w:pPr>
+          </w:p>
+          <w:p>
+            <w:pPr>
+              <w:jc w:val="center"/>
+              <w:rPr>
+                <w:rFonts w:ascii="Arial" w:hAnsi="Arial" w:cs="Arial"/>
+                <w:sz w:val="20"/>
+                <w:szCs w:val="20"/>
+              </w:rPr>
+            </w:pPr>
+          </w:p>
+          <w:p>
+            <w:pPr>
+              <w:jc w:val="center"/>
+              <w:rPr>
+                <w:rFonts w:ascii="Arial" w:hAnsi="Arial" w:cs="Arial"/>
+                <w:sz w:val="20"/>
+                <w:szCs w:val="20"/>
+              </w:rPr>
+            </w:pPr>
+            <w:r>
+              <w:rPr>
+                <w:rFonts w:ascii="Arial" w:hAnsi="Arial" w:cs="Arial"/>
+                <w:sz w:val="20"/>
+                <w:szCs w:val="20"/>
               </w:rPr>
               <w:t>N.A.</w:t>
             </w:r>
@@ -818,11 +895,15 @@
             <w:pPr>
               <w:rPr>
                 <w:rFonts w:ascii="Arial" w:hAnsi="Arial" w:cs="Arial"/>
-              </w:rPr>
-            </w:pPr>
-            <w:r>
-              <w:rPr>
-                <w:rFonts w:ascii="Arial" w:hAnsi="Arial" w:cs="Arial"/>
+                <w:sz w:val="20"/>
+                <w:szCs w:val="20"/>
+              </w:rPr>
+            </w:pPr>
+            <w:r>
+              <w:rPr>
+                <w:rFonts w:ascii="Arial" w:hAnsi="Arial" w:cs="Arial"/>
+                <w:sz w:val="20"/>
+                <w:szCs w:val="20"/>
               </w:rPr>
               <w:t>TRUCK</w:t>
             </w:r>
@@ -830,7 +911,7 @@
         </w:tc>
         <w:tc>
           <w:tcPr>
-            <w:tcW w:w="3595" w:type="dxa"/>
+            <w:tcW w:w="3494" w:type="dxa"/>
             <w:gridSpan w:val="7"/>
             <w:vMerge/>
           </w:tcPr>
@@ -839,13 +920,15 @@
               <w:jc w:val="center"/>
               <w:rPr>
                 <w:rFonts w:ascii="Arial" w:hAnsi="Arial" w:cs="Arial"/>
-              </w:rPr>
-            </w:pPr>
-          </w:p>
-        </w:tc>
-        <w:tc>
-          <w:tcPr>
-            <w:tcW w:w="3578" w:type="dxa"/>
+                <w:sz w:val="20"/>
+                <w:szCs w:val="20"/>
+              </w:rPr>
+            </w:pPr>
+          </w:p>
+        </w:tc>
+        <w:tc>
+          <w:tcPr>
+            <w:tcW w:w="3679" w:type="dxa"/>
             <w:gridSpan w:val="3"/>
             <w:vMerge/>
           </w:tcPr>
@@ -854,6 +937,8 @@
               <w:jc w:val="center"/>
               <w:rPr>
                 <w:rFonts w:ascii="Arial" w:hAnsi="Arial" w:cs="Arial"/>
+                <w:sz w:val="20"/>
+                <w:szCs w:val="20"/>
               </w:rPr>
             </w:pPr>
           </w:p>
@@ -872,11 +957,15 @@
             <w:pPr>
               <w:rPr>
                 <w:rFonts w:ascii="Arial" w:hAnsi="Arial" w:cs="Arial"/>
-              </w:rPr>
-            </w:pPr>
-            <w:r>
-              <w:rPr>
-                <w:rFonts w:ascii="Arial" w:hAnsi="Arial" w:cs="Arial"/>
+                <w:sz w:val="20"/>
+                <w:szCs w:val="20"/>
+              </w:rPr>
+            </w:pPr>
+            <w:r>
+              <w:rPr>
+                <w:rFonts w:ascii="Arial" w:hAnsi="Arial" w:cs="Arial"/>
+                <w:sz w:val="20"/>
+                <w:szCs w:val="20"/>
               </w:rPr>
               <w:t>COURIER</w:t>
             </w:r>
@@ -884,7 +973,7 @@
         </w:tc>
         <w:tc>
           <w:tcPr>
-            <w:tcW w:w="3595" w:type="dxa"/>
+            <w:tcW w:w="3494" w:type="dxa"/>
             <w:gridSpan w:val="7"/>
             <w:vMerge/>
           </w:tcPr>
@@ -893,13 +982,15 @@
               <w:jc w:val="center"/>
               <w:rPr>
                 <w:rFonts w:ascii="Arial" w:hAnsi="Arial" w:cs="Arial"/>
-              </w:rPr>
-            </w:pPr>
-          </w:p>
-        </w:tc>
-        <w:tc>
-          <w:tcPr>
-            <w:tcW w:w="3578" w:type="dxa"/>
+                <w:sz w:val="20"/>
+                <w:szCs w:val="20"/>
+              </w:rPr>
+            </w:pPr>
+          </w:p>
+        </w:tc>
+        <w:tc>
+          <w:tcPr>
+            <w:tcW w:w="3679" w:type="dxa"/>
             <w:gridSpan w:val="3"/>
             <w:vMerge/>
           </w:tcPr>
@@ -908,6 +999,8 @@
               <w:jc w:val="center"/>
               <w:rPr>
                 <w:rFonts w:ascii="Arial" w:hAnsi="Arial" w:cs="Arial"/>
+                <w:sz w:val="20"/>
+                <w:szCs w:val="20"/>
               </w:rPr>
             </w:pPr>
           </w:p>
@@ -926,32 +1019,72 @@
             <w:pPr>
               <w:rPr>
                 <w:rFonts w:ascii="Arial" w:hAnsi="Arial" w:cs="Arial"/>
-              </w:rPr>
-            </w:pPr>
-            <w:proofErr w:type="gramStart"/>
-            <w:r>
-              <w:rPr>
-                <w:rFonts w:ascii="Arial" w:hAnsi="Arial" w:cs="Arial"/>
+                <w:sz w:val="20"/>
+                <w:szCs w:val="20"/>
+              </w:rPr>
+            </w:pPr>
+            <w:r>
+              <w:rPr>
+                <w:rFonts w:ascii="Arial" w:hAnsi="Arial" w:cs="Arial"/>
+                <w:sz w:val="20"/>
+                <w:szCs w:val="20"/>
               </w:rPr>
               <w:t>OTHERS</w:t>
             </w:r>
             <w:r>
               <w:rPr>
                 <w:rFonts w:ascii="Arial" w:hAnsi="Arial" w:cs="Arial"/>
-              </w:rPr>
-              <w:t xml:space="preserve"> :</w:t>
-            </w:r>
-            <w:proofErr w:type="gramEnd"/>
-            <w:r>
-              <w:rPr>
-                <w:rFonts w:ascii="Arial" w:hAnsi="Arial" w:cs="Arial"/>
-              </w:rPr>
-              <w:t xml:space="preserve"> By {</w:t>
+                <w:sz w:val="20"/>
+                <w:szCs w:val="20"/>
+              </w:rPr>
+              <w:t xml:space="preserve"> : {</w:t>
+            </w:r>
+            <w:r>
+              <w:rPr>
+                <w:rFonts w:ascii="Arial" w:hAnsi="Arial" w:cs="Arial"/>
+                <w:sz w:val="20"/>
+                <w:szCs w:val="20"/>
+              </w:rPr>
+              <w:t>#</w:t>
+            </w:r>
+            <w:r>
+              <w:rPr>
+                <w:rFonts w:ascii="Arial" w:hAnsi="Arial" w:cs="Arial"/>
+                <w:sz w:val="20"/>
+                <w:szCs w:val="20"/>
+              </w:rPr>
+              <w:t>transportationMode}</w:t>
+            </w:r>
+            <w:r>
+              <w:rPr>
+                <w:rFonts w:ascii="Arial" w:hAnsi="Arial" w:cs="Arial"/>
+                <w:sz w:val="20"/>
+                <w:szCs w:val="20"/>
+              </w:rPr>
+              <w:t xml:space="preserve"> </w:t>
+            </w:r>
+            <w:r>
+              <w:rPr>
+                <w:rFonts w:ascii="Arial" w:hAnsi="Arial" w:cs="Arial"/>
+                <w:sz w:val="20"/>
+                <w:szCs w:val="20"/>
+              </w:rPr>
+              <w:t>By</w:t>
+            </w:r>
+            <w:r>
+              <w:rPr>
+                <w:rFonts w:ascii="Arial" w:hAnsi="Arial" w:cs="Arial"/>
+                <w:sz w:val="20"/>
+                <w:szCs w:val="20"/>
+              </w:rPr>
+              <w:t xml:space="preserve"> {</w:t>
             </w:r>
             <w:proofErr w:type="spellStart"/>
             <w:r>
               <w:rPr>
                 <w:rFonts w:ascii="Arial" w:hAnsi="Arial" w:cs="Arial"/>
+                <w:sz w:val="20"/>
+                <w:szCs w:val="20"/>
               </w:rPr>
               <w:t>transportationMode</w:t>
             </w:r>
@@ -959,6 +1092,26 @@
             <w:r>
               <w:rPr>
                 <w:rFonts w:ascii="Arial" w:hAnsi="Arial" w:cs="Arial"/>
+                <w:sz w:val="20"/>
+                <w:szCs w:val="20"/>
+              </w:rPr>
+              <w:t>}{/</w:t>
+            </w:r>
+            <w:proofErr w:type="spellStart"/>
+            <w:r>
+              <w:rPr>
+                <w:rFonts w:ascii="Arial" w:hAnsi="Arial" w:cs="Arial"/>
+                <w:sz w:val="20"/>
+                <w:szCs w:val="20"/>
+              </w:rPr>
+              <w:t>transportationMode</w:t>
+            </w:r>
+            <w:proofErr w:type="spellEnd"/>
+            <w:r>
+              <w:rPr>
+                <w:rFonts w:ascii="Arial" w:hAnsi="Arial" w:cs="Arial"/>
+                <w:sz w:val="20"/>
+                <w:szCs w:val="20"/>
               </w:rPr>
               <w:t>}</w:t>
             </w:r>
@@ -966,7 +1119,7 @@
         </w:tc>
         <w:tc>
           <w:tcPr>
-            <w:tcW w:w="3595" w:type="dxa"/>
+            <w:tcW w:w="3494" w:type="dxa"/>
             <w:gridSpan w:val="7"/>
             <w:vMerge/>
           </w:tcPr>
@@ -975,13 +1128,15 @@
               <w:jc w:val="center"/>
               <w:rPr>
                 <w:rFonts w:ascii="Arial" w:hAnsi="Arial" w:cs="Arial"/>
-              </w:rPr>
-            </w:pPr>
-          </w:p>
-        </w:tc>
-        <w:tc>
-          <w:tcPr>
-            <w:tcW w:w="3578" w:type="dxa"/>
+                <w:sz w:val="20"/>
+                <w:szCs w:val="20"/>
+              </w:rPr>
+            </w:pPr>
+          </w:p>
+        </w:tc>
+        <w:tc>
+          <w:tcPr>
+            <w:tcW w:w="3679" w:type="dxa"/>
             <w:gridSpan w:val="3"/>
             <w:vMerge/>
           </w:tcPr>
@@ -990,6 +1145,8 @@
               <w:jc w:val="center"/>
               <w:rPr>
                 <w:rFonts w:ascii="Arial" w:hAnsi="Arial" w:cs="Arial"/>
+                <w:sz w:val="20"/>
+                <w:szCs w:val="20"/>
               </w:rPr>
             </w:pPr>
           </w:p>
@@ -1008,11 +1165,15 @@
             <w:pPr>
               <w:rPr>
                 <w:rFonts w:ascii="Arial" w:hAnsi="Arial" w:cs="Arial"/>
-              </w:rPr>
-            </w:pPr>
-            <w:r>
-              <w:rPr>
-                <w:rFonts w:ascii="Arial" w:hAnsi="Arial" w:cs="Arial"/>
+                <w:sz w:val="20"/>
+                <w:szCs w:val="20"/>
+              </w:rPr>
+            </w:pPr>
+            <w:r>
+              <w:rPr>
+                <w:rFonts w:ascii="Arial" w:hAnsi="Arial" w:cs="Arial"/>
+                <w:sz w:val="20"/>
+                <w:szCs w:val="20"/>
               </w:rPr>
               <w:t>PACKING INSTRUCTION</w:t>
             </w:r>
@@ -1029,27 +1190,35 @@
               <w:jc w:val="center"/>
               <w:rPr>
                 <w:rFonts w:ascii="Arial" w:hAnsi="Arial" w:cs="Arial"/>
-              </w:rPr>
-            </w:pPr>
-          </w:p>
-          <w:p>
-            <w:pPr>
-              <w:jc w:val="center"/>
-              <w:rPr>
-                <w:rFonts w:ascii="Arial" w:hAnsi="Arial" w:cs="Arial"/>
-              </w:rPr>
-            </w:pPr>
-          </w:p>
-          <w:p>
-            <w:pPr>
-              <w:jc w:val="center"/>
-              <w:rPr>
-                <w:rFonts w:ascii="Arial" w:hAnsi="Arial" w:cs="Arial"/>
-              </w:rPr>
-            </w:pPr>
-            <w:r>
-              <w:rPr>
-                <w:rFonts w:ascii="Arial" w:hAnsi="Arial" w:cs="Arial"/>
+                <w:sz w:val="20"/>
+                <w:szCs w:val="20"/>
+              </w:rPr>
+            </w:pPr>
+          </w:p>
+          <w:p>
+            <w:pPr>
+              <w:jc w:val="center"/>
+              <w:rPr>
+                <w:rFonts w:ascii="Arial" w:hAnsi="Arial" w:cs="Arial"/>
+                <w:sz w:val="20"/>
+                <w:szCs w:val="20"/>
+              </w:rPr>
+            </w:pPr>
+          </w:p>
+          <w:p>
+            <w:pPr>
+              <w:jc w:val="center"/>
+              <w:rPr>
+                <w:rFonts w:ascii="Arial" w:hAnsi="Arial" w:cs="Arial"/>
+                <w:sz w:val="20"/>
+                <w:szCs w:val="20"/>
+              </w:rPr>
+            </w:pPr>
+            <w:r>
+              <w:rPr>
+                <w:rFonts w:ascii="Arial" w:hAnsi="Arial" w:cs="Arial"/>
+                <w:sz w:val="20"/>
+                <w:szCs w:val="20"/>
               </w:rPr>
               <w:t>Wooden Boxes</w:t>
             </w:r>
@@ -1059,14 +1228,18 @@
               <w:jc w:val="center"/>
               <w:rPr>
                 <w:rFonts w:ascii="Arial" w:hAnsi="Arial" w:cs="Arial"/>
-              </w:rPr>
-            </w:pPr>
-          </w:p>
-          <w:p>
-            <w:pPr>
-              <w:jc w:val="center"/>
-              <w:rPr>
-                <w:rFonts w:ascii="Arial" w:hAnsi="Arial" w:cs="Arial"/>
+                <w:sz w:val="20"/>
+                <w:szCs w:val="20"/>
+              </w:rPr>
+            </w:pPr>
+          </w:p>
+          <w:p>
+            <w:pPr>
+              <w:jc w:val="center"/>
+              <w:rPr>
+                <w:rFonts w:ascii="Arial" w:hAnsi="Arial" w:cs="Arial"/>
+                <w:sz w:val="20"/>
+                <w:szCs w:val="20"/>
               </w:rPr>
             </w:pPr>
           </w:p>
@@ -1085,11 +1258,15 @@
             <w:pPr>
               <w:rPr>
                 <w:rFonts w:ascii="Arial" w:hAnsi="Arial" w:cs="Arial"/>
-              </w:rPr>
-            </w:pPr>
-            <w:r>
-              <w:rPr>
-                <w:rFonts w:ascii="Arial" w:hAnsi="Arial" w:cs="Arial"/>
+                <w:sz w:val="20"/>
+                <w:szCs w:val="20"/>
+              </w:rPr>
+            </w:pPr>
+            <w:r>
+              <w:rPr>
+                <w:rFonts w:ascii="Arial" w:hAnsi="Arial" w:cs="Arial"/>
+                <w:sz w:val="20"/>
+                <w:szCs w:val="20"/>
               </w:rPr>
               <w:t>LABLE</w:t>
             </w:r>
@@ -1105,30 +1282,38 @@
               <w:jc w:val="center"/>
               <w:rPr>
                 <w:rFonts w:ascii="Arial" w:hAnsi="Arial" w:cs="Arial"/>
-              </w:rPr>
-            </w:pPr>
-          </w:p>
-          <w:p>
-            <w:pPr>
-              <w:jc w:val="center"/>
-              <w:rPr>
-                <w:rFonts w:ascii="Arial" w:hAnsi="Arial" w:cs="Arial"/>
-              </w:rPr>
-            </w:pPr>
-          </w:p>
-          <w:p>
-            <w:pPr>
-              <w:jc w:val="center"/>
-              <w:rPr>
-                <w:rFonts w:ascii="Arial" w:hAnsi="Arial" w:cs="Arial"/>
-              </w:rPr>
-            </w:pPr>
-          </w:p>
-          <w:p>
-            <w:pPr>
-              <w:jc w:val="center"/>
-              <w:rPr>
-                <w:rFonts w:ascii="Arial" w:hAnsi="Arial" w:cs="Arial"/>
+                <w:sz w:val="20"/>
+                <w:szCs w:val="20"/>
+              </w:rPr>
+            </w:pPr>
+          </w:p>
+          <w:p>
+            <w:pPr>
+              <w:jc w:val="center"/>
+              <w:rPr>
+                <w:rFonts w:ascii="Arial" w:hAnsi="Arial" w:cs="Arial"/>
+                <w:sz w:val="20"/>
+                <w:szCs w:val="20"/>
+              </w:rPr>
+            </w:pPr>
+          </w:p>
+          <w:p>
+            <w:pPr>
+              <w:jc w:val="center"/>
+              <w:rPr>
+                <w:rFonts w:ascii="Arial" w:hAnsi="Arial" w:cs="Arial"/>
+                <w:sz w:val="20"/>
+                <w:szCs w:val="20"/>
+              </w:rPr>
+            </w:pPr>
+          </w:p>
+          <w:p>
+            <w:pPr>
+              <w:jc w:val="center"/>
+              <w:rPr>
+                <w:rFonts w:ascii="Arial" w:hAnsi="Arial" w:cs="Arial"/>
+                <w:sz w:val="20"/>
+                <w:szCs w:val="20"/>
               </w:rPr>
             </w:pPr>
           </w:p>
@@ -1147,11 +1332,15 @@
             <w:pPr>
               <w:rPr>
                 <w:rFonts w:ascii="Arial" w:hAnsi="Arial" w:cs="Arial"/>
-              </w:rPr>
-            </w:pPr>
-            <w:r>
-              <w:rPr>
-                <w:rFonts w:ascii="Arial" w:hAnsi="Arial" w:cs="Arial"/>
+                <w:sz w:val="20"/>
+                <w:szCs w:val="20"/>
+              </w:rPr>
+            </w:pPr>
+            <w:r>
+              <w:rPr>
+                <w:rFonts w:ascii="Arial" w:hAnsi="Arial" w:cs="Arial"/>
+                <w:sz w:val="20"/>
+                <w:szCs w:val="20"/>
               </w:rPr>
               <w:t>SAMPLE</w:t>
             </w:r>
@@ -1166,21 +1355,17 @@
             <w:pPr>
               <w:rPr>
                 <w:rFonts w:ascii="Arial" w:hAnsi="Arial" w:cs="Arial"/>
-              </w:rPr>
-            </w:pPr>
-            <w:proofErr w:type="gramStart"/>
-            <w:r>
-              <w:rPr>
-                <w:rFonts w:ascii="Arial" w:hAnsi="Arial" w:cs="Arial"/>
-              </w:rPr>
-              <w:t>FOLDERS :</w:t>
-            </w:r>
-            <w:proofErr w:type="gramEnd"/>
-            <w:r>
-              <w:rPr>
-                <w:rFonts w:ascii="Arial" w:hAnsi="Arial" w:cs="Arial"/>
-              </w:rPr>
-              <w:t xml:space="preserve"> </w:t>
+                <w:sz w:val="20"/>
+                <w:szCs w:val="20"/>
+              </w:rPr>
+            </w:pPr>
+            <w:r>
+              <w:rPr>
+                <w:rFonts w:ascii="Arial" w:hAnsi="Arial" w:cs="Arial"/>
+                <w:sz w:val="20"/>
+                <w:szCs w:val="20"/>
+              </w:rPr>
+              <w:t xml:space="preserve">FOLDERS : </w:t>
             </w:r>
           </w:p>
         </w:tc>
@@ -1193,27 +1378,17 @@
             <w:pPr>
               <w:rPr>
                 <w:rFonts w:ascii="Arial" w:hAnsi="Arial" w:cs="Arial"/>
-              </w:rPr>
-            </w:pPr>
-            <w:r>
-              <w:rPr>
-                <w:rFonts w:ascii="Arial" w:hAnsi="Arial" w:cs="Arial"/>
-              </w:rPr>
-              <w:t xml:space="preserve">CUT </w:t>
-            </w:r>
-            <w:proofErr w:type="gramStart"/>
-            <w:r>
-              <w:rPr>
-                <w:rFonts w:ascii="Arial" w:hAnsi="Arial" w:cs="Arial"/>
-              </w:rPr>
-              <w:t>SHEETS :</w:t>
-            </w:r>
-            <w:proofErr w:type="gramEnd"/>
-            <w:r>
-              <w:rPr>
-                <w:rFonts w:ascii="Arial" w:hAnsi="Arial" w:cs="Arial"/>
-              </w:rPr>
-              <w:t xml:space="preserve"> </w:t>
+                <w:sz w:val="20"/>
+                <w:szCs w:val="20"/>
+              </w:rPr>
+            </w:pPr>
+            <w:r>
+              <w:rPr>
+                <w:rFonts w:ascii="Arial" w:hAnsi="Arial" w:cs="Arial"/>
+                <w:sz w:val="20"/>
+                <w:szCs w:val="20"/>
+              </w:rPr>
+              <w:t xml:space="preserve">CUT SHEETS : </w:t>
             </w:r>
           </w:p>
         </w:tc>
@@ -1226,21 +1401,17 @@
             <w:pPr>
               <w:rPr>
                 <w:rFonts w:ascii="Arial" w:hAnsi="Arial" w:cs="Arial"/>
-              </w:rPr>
-            </w:pPr>
-            <w:proofErr w:type="gramStart"/>
-            <w:r>
-              <w:rPr>
-                <w:rFonts w:ascii="Arial" w:hAnsi="Arial" w:cs="Arial"/>
-              </w:rPr>
-              <w:t>CHAINS :</w:t>
-            </w:r>
-            <w:proofErr w:type="gramEnd"/>
-            <w:r>
-              <w:rPr>
-                <w:rFonts w:ascii="Arial" w:hAnsi="Arial" w:cs="Arial"/>
-              </w:rPr>
-              <w:t xml:space="preserve"> </w:t>
+                <w:sz w:val="20"/>
+                <w:szCs w:val="20"/>
+              </w:rPr>
+            </w:pPr>
+            <w:r>
+              <w:rPr>
+                <w:rFonts w:ascii="Arial" w:hAnsi="Arial" w:cs="Arial"/>
+                <w:sz w:val="20"/>
+                <w:szCs w:val="20"/>
+              </w:rPr>
+              <w:t xml:space="preserve">CHAINS : </w:t>
             </w:r>
           </w:p>
         </w:tc>
@@ -1261,11 +1432,15 @@
               <w:jc w:val="right"/>
               <w:rPr>
                 <w:rFonts w:ascii="Arial" w:hAnsi="Arial" w:cs="Arial"/>
-              </w:rPr>
-            </w:pPr>
-            <w:r>
-              <w:rPr>
-                <w:rFonts w:ascii="Arial" w:hAnsi="Arial" w:cs="Arial"/>
+                <w:sz w:val="20"/>
+                <w:szCs w:val="20"/>
+              </w:rPr>
+            </w:pPr>
+            <w:r>
+              <w:rPr>
+                <w:rFonts w:ascii="Arial" w:hAnsi="Arial" w:cs="Arial"/>
+                <w:sz w:val="20"/>
+                <w:szCs w:val="20"/>
               </w:rPr>
               <w:t>QTY</w:t>
             </w:r>
@@ -1275,11 +1450,15 @@
               <w:jc w:val="right"/>
               <w:rPr>
                 <w:rFonts w:ascii="Arial" w:hAnsi="Arial" w:cs="Arial"/>
-              </w:rPr>
-            </w:pPr>
-            <w:r>
-              <w:rPr>
-                <w:rFonts w:ascii="Arial" w:hAnsi="Arial" w:cs="Arial"/>
+                <w:sz w:val="20"/>
+                <w:szCs w:val="20"/>
+              </w:rPr>
+            </w:pPr>
+            <w:r>
+              <w:rPr>
+                <w:rFonts w:ascii="Arial" w:hAnsi="Arial" w:cs="Arial"/>
+                <w:sz w:val="20"/>
+                <w:szCs w:val="20"/>
               </w:rPr>
               <w:t>SIZE</w:t>
             </w:r>
@@ -1295,6 +1474,8 @@
               <w:jc w:val="center"/>
               <w:rPr>
                 <w:rFonts w:ascii="Arial" w:hAnsi="Arial" w:cs="Arial"/>
+                <w:sz w:val="20"/>
+                <w:szCs w:val="20"/>
               </w:rPr>
             </w:pPr>
           </w:p>
@@ -1309,6 +1490,8 @@
               <w:jc w:val="center"/>
               <w:rPr>
                 <w:rFonts w:ascii="Arial" w:hAnsi="Arial" w:cs="Arial"/>
+                <w:sz w:val="20"/>
+                <w:szCs w:val="20"/>
               </w:rPr>
             </w:pPr>
           </w:p>
@@ -1323,6 +1506,8 @@
               <w:jc w:val="center"/>
               <w:rPr>
                 <w:rFonts w:ascii="Arial" w:hAnsi="Arial" w:cs="Arial"/>
+                <w:sz w:val="20"/>
+                <w:szCs w:val="20"/>
               </w:rPr>
             </w:pPr>
           </w:p>
@@ -1342,6 +1527,8 @@
             <w:pPr>
               <w:rPr>
                 <w:rFonts w:ascii="Arial" w:hAnsi="Arial" w:cs="Arial"/>
+                <w:sz w:val="20"/>
+                <w:szCs w:val="20"/>
               </w:rPr>
             </w:pPr>
           </w:p>
@@ -1356,11 +1543,15 @@
               <w:jc w:val="center"/>
               <w:rPr>
                 <w:rFonts w:ascii="Arial" w:hAnsi="Arial" w:cs="Arial"/>
-              </w:rPr>
-            </w:pPr>
-            <w:r>
-              <w:rPr>
-                <w:rFonts w:ascii="Arial" w:hAnsi="Arial" w:cs="Arial"/>
+                <w:sz w:val="20"/>
+                <w:szCs w:val="20"/>
+              </w:rPr>
+            </w:pPr>
+            <w:r>
+              <w:rPr>
+                <w:rFonts w:ascii="Arial" w:hAnsi="Arial" w:cs="Arial"/>
+                <w:sz w:val="20"/>
+                <w:szCs w:val="20"/>
               </w:rPr>
               <w:t>P</w:t>
             </w:r>
@@ -1376,11 +1567,15 @@
               <w:jc w:val="center"/>
               <w:rPr>
                 <w:rFonts w:ascii="Arial" w:hAnsi="Arial" w:cs="Arial"/>
-              </w:rPr>
-            </w:pPr>
-            <w:r>
-              <w:rPr>
-                <w:rFonts w:ascii="Arial" w:hAnsi="Arial" w:cs="Arial"/>
+                <w:sz w:val="20"/>
+                <w:szCs w:val="20"/>
+              </w:rPr>
+            </w:pPr>
+            <w:r>
+              <w:rPr>
+                <w:rFonts w:ascii="Arial" w:hAnsi="Arial" w:cs="Arial"/>
+                <w:sz w:val="20"/>
+                <w:szCs w:val="20"/>
               </w:rPr>
               <w:t>R</w:t>
             </w:r>
@@ -1395,11 +1590,15 @@
               <w:jc w:val="center"/>
               <w:rPr>
                 <w:rFonts w:ascii="Arial" w:hAnsi="Arial" w:cs="Arial"/>
-              </w:rPr>
-            </w:pPr>
-            <w:r>
-              <w:rPr>
-                <w:rFonts w:ascii="Arial" w:hAnsi="Arial" w:cs="Arial"/>
+                <w:sz w:val="20"/>
+                <w:szCs w:val="20"/>
+              </w:rPr>
+            </w:pPr>
+            <w:r>
+              <w:rPr>
+                <w:rFonts w:ascii="Arial" w:hAnsi="Arial" w:cs="Arial"/>
+                <w:sz w:val="20"/>
+                <w:szCs w:val="20"/>
               </w:rPr>
               <w:t>E</w:t>
             </w:r>
@@ -1415,6 +1614,8 @@
               <w:jc w:val="center"/>
               <w:rPr>
                 <w:rFonts w:ascii="Arial" w:hAnsi="Arial" w:cs="Arial"/>
+                <w:sz w:val="20"/>
+                <w:szCs w:val="20"/>
               </w:rPr>
             </w:pPr>
           </w:p>
@@ -1429,6 +1630,8 @@
               <w:jc w:val="center"/>
               <w:rPr>
                 <w:rFonts w:ascii="Arial" w:hAnsi="Arial" w:cs="Arial"/>
+                <w:sz w:val="20"/>
+                <w:szCs w:val="20"/>
               </w:rPr>
             </w:pPr>
           </w:p>
@@ -1442,7 +1645,6 @@
           </w:tcPr>
           <w:p>
             <w:pPr>
-              <w:jc w:val="center"/>
               <w:rPr>
                 <w:rFonts w:ascii="Arial" w:hAnsi="Arial" w:cs="Arial"/>
                 <w:sz w:val="24"/>
@@ -1633,6 +1835,8 @@
               <w:ind w:left="1446"/>
               <w:rPr>
                 <w:rFonts w:ascii="Arial" w:hAnsi="Arial" w:cs="Arial"/>
+                <w:sz w:val="20"/>
+                <w:szCs w:val="20"/>
               </w:rPr>
             </w:pPr>
             <w:sdt>
@@ -1679,6 +1883,8 @@
             <w:r>
               <w:rPr>
                 <w:rFonts w:ascii="Arial" w:hAnsi="Arial" w:cs="Arial"/>
+                <w:sz w:val="20"/>
+                <w:szCs w:val="20"/>
               </w:rPr>
               <w:t>Customer Requirements Reviewed and be met – Accept</w:t>
             </w:r>
@@ -1738,6 +1944,8 @@
             <w:r>
               <w:rPr>
                 <w:rFonts w:ascii="Arial" w:hAnsi="Arial" w:cs="Arial"/>
+                <w:sz w:val="20"/>
+                <w:szCs w:val="20"/>
               </w:rPr>
               <w:t>Customer Requirements Reviewed and cannot be met – Reject</w:t>
             </w:r>
@@ -1852,36 +2060,8 @@
                 <w:sz w:val="24"/>
                 <w:szCs w:val="24"/>
               </w:rPr>
-              <w:t xml:space="preserve">Form No. 403FF001 (1)                                     </w:t>
-            </w:r>
-            <w:proofErr w:type="gramStart"/>
-            <w:r>
-              <w:rPr>
-                <w:rFonts w:ascii="Arial" w:hAnsi="Arial" w:cs="Arial"/>
-                <w:sz w:val="24"/>
-                <w:szCs w:val="24"/>
-              </w:rPr>
-              <w:t xml:space="preserve">   (</w:t>
-            </w:r>
-            <w:proofErr w:type="gramEnd"/>
-            <w:r>
-              <w:rPr>
-                <w:rFonts w:ascii="Arial" w:hAnsi="Arial" w:cs="Arial"/>
-                <w:sz w:val="24"/>
-                <w:szCs w:val="24"/>
-              </w:rPr>
-              <w:t xml:space="preserve">INCHARGE UNIT I/II) (SALES </w:t>
-            </w:r>
-            <w:proofErr w:type="gramStart"/>
-            <w:r>
-              <w:rPr>
-                <w:rFonts w:ascii="Arial" w:hAnsi="Arial" w:cs="Arial"/>
-                <w:sz w:val="24"/>
-                <w:szCs w:val="24"/>
-              </w:rPr>
-              <w:t xml:space="preserve">COORDINATOR)   </w:t>
-            </w:r>
-            <w:proofErr w:type="gramEnd"/>
+              <w:t xml:space="preserve">Form No. 403FF001 (1)                                        (INCHARGE UNIT I/II) (SALES COORDINATOR)   </w:t>
+            </w:r>
           </w:p>
         </w:tc>
       </w:tr>
@@ -1898,7 +2078,7 @@
     <w:sectPr>
       <w:headerReference w:type="default" r:id="rId7"/>
       <w:pgSz w:w="11906" w:h="16838"/>
-      <w:pgMar w:top="567" w:right="567" w:bottom="567" w:left="567" w:header="567" w:footer="709" w:gutter="0"/>
+      <w:pgMar w:top="567" w:right="567" w:bottom="567" w:left="567" w:header="737" w:footer="709" w:gutter="0"/>
       <w:cols w:space="708"/>
       <w:docGrid w:linePitch="360"/>
     </w:sectPr>
@@ -1961,6 +2141,7 @@
   <w:p>
     <w:pPr>
       <w:pStyle w:val="Header"/>
+      <w:spacing w:line="276" w:lineRule="auto"/>
       <w:rPr>
         <w:rFonts w:ascii="Arial" w:hAnsi="Arial" w:cs="Arial"/>
       </w:rPr>

--- a/electron/database/generate-document/templates/contract-review.docx
+++ b/electron/database/generate-document/templates/contract-review.docx
@@ -440,7 +440,7 @@
                 <w:sz w:val="20"/>
                 <w:szCs w:val="20"/>
               </w:rPr>
-              <w:t>shippingDetails</w:t>
+              <w:t>deliveryAt</w:t>
             </w:r>
             <w:proofErr w:type="spellEnd"/>
             <w:r>
@@ -1061,15 +1061,7 @@
                 <w:sz w:val="20"/>
                 <w:szCs w:val="20"/>
               </w:rPr>
-              <w:t xml:space="preserve"> </w:t>
-            </w:r>
-            <w:r>
-              <w:rPr>
-                <w:rFonts w:ascii="Arial" w:hAnsi="Arial" w:cs="Arial"/>
-                <w:sz w:val="20"/>
-                <w:szCs w:val="20"/>
-              </w:rPr>
-              <w:t>By</w:t>
+              <w:t xml:space="preserve"> By</w:t>
             </w:r>
             <w:r>
               <w:rPr>
@@ -1187,17 +1179,6 @@
           </w:tcPr>
           <w:p>
             <w:pPr>
-              <w:jc w:val="center"/>
-              <w:rPr>
-                <w:rFonts w:ascii="Arial" w:hAnsi="Arial" w:cs="Arial"/>
-                <w:sz w:val="20"/>
-                <w:szCs w:val="20"/>
-              </w:rPr>
-            </w:pPr>
-          </w:p>
-          <w:p>
-            <w:pPr>
-              <w:jc w:val="center"/>
               <w:rPr>
                 <w:rFonts w:ascii="Arial" w:hAnsi="Arial" w:cs="Arial"/>
                 <w:sz w:val="20"/>
@@ -1228,10 +1209,36 @@
               <w:jc w:val="center"/>
               <w:rPr>
                 <w:rFonts w:ascii="Arial" w:hAnsi="Arial" w:cs="Arial"/>
-                <w:sz w:val="20"/>
-                <w:szCs w:val="20"/>
-              </w:rPr>
-            </w:pPr>
+                <w:sz w:val="18"/>
+                <w:szCs w:val="18"/>
+              </w:rPr>
+            </w:pPr>
+            <w:r>
+              <w:rPr>
+                <w:rFonts w:ascii="Arial" w:hAnsi="Arial" w:cs="Arial"/>
+                <w:sz w:val="18"/>
+                <w:szCs w:val="18"/>
+              </w:rPr>
+              <w:t>{</w:t>
+            </w:r>
+            <w:proofErr w:type="spellStart"/>
+            <w:r>
+              <w:rPr>
+                <w:rFonts w:ascii="Arial" w:hAnsi="Arial" w:cs="Arial"/>
+                <w:sz w:val="18"/>
+                <w:szCs w:val="18"/>
+              </w:rPr>
+              <w:t>crFirstIns</w:t>
+            </w:r>
+            <w:proofErr w:type="spellEnd"/>
+            <w:r>
+              <w:rPr>
+                <w:rFonts w:ascii="Arial" w:hAnsi="Arial" w:cs="Arial"/>
+                <w:sz w:val="18"/>
+                <w:szCs w:val="18"/>
+              </w:rPr>
+              <w:t>}</w:t>
+            </w:r>
           </w:p>
           <w:p>
             <w:pPr>

--- a/electron/database/generate-document/templates/contract-review.docx
+++ b/electron/database/generate-document/templates/contract-review.docx
@@ -15,16 +15,16 @@
       <w:tblGrid>
         <w:gridCol w:w="2701"/>
         <w:gridCol w:w="1407"/>
-        <w:gridCol w:w="643"/>
+        <w:gridCol w:w="645"/>
         <w:gridCol w:w="82"/>
-        <w:gridCol w:w="509"/>
-        <w:gridCol w:w="228"/>
-        <w:gridCol w:w="801"/>
-        <w:gridCol w:w="446"/>
-        <w:gridCol w:w="585"/>
-        <w:gridCol w:w="1143"/>
-        <w:gridCol w:w="213"/>
-        <w:gridCol w:w="2004"/>
+        <w:gridCol w:w="516"/>
+        <w:gridCol w:w="221"/>
+        <w:gridCol w:w="796"/>
+        <w:gridCol w:w="440"/>
+        <w:gridCol w:w="581"/>
+        <w:gridCol w:w="1154"/>
+        <w:gridCol w:w="214"/>
+        <w:gridCol w:w="2005"/>
       </w:tblGrid>
       <w:tr>
         <w:tc>
@@ -158,11 +158,12 @@
             <w:proofErr w:type="spellStart"/>
             <w:r>
               <w:rPr>
-                <w:rFonts w:ascii="Arial" w:hAnsi="Arial" w:cs="Arial"/>
-                <w:sz w:val="20"/>
-                <w:szCs w:val="20"/>
-              </w:rPr>
-              <w:t>invoiceDate</w:t>
+                <w:rFonts w:cstheme="minorHAnsi"/>
+                <w:bCs/>
+                <w:spacing w:val="-10"/>
+                <w:sz w:val="20"/>
+              </w:rPr>
+              <w:t>orderDate</w:t>
             </w:r>
             <w:proofErr w:type="spellEnd"/>
             <w:r>
@@ -2782,6 +2783,7 @@
   <w:style w:type="character" w:default="1" w:styleId="DefaultParagraphFont">
     <w:name w:val="Default Paragraph Font"/>
     <w:uiPriority w:val="1"/>
+    <w:semiHidden/>
     <w:unhideWhenUsed/>
   </w:style>
   <w:style w:type="table" w:default="1" w:styleId="TableNormal">

--- a/electron/database/generate-document/templates/contract-review.docx
+++ b/electron/database/generate-document/templates/contract-review.docx
@@ -69,60 +69,24 @@
                 <w:sz w:val="20"/>
                 <w:szCs w:val="20"/>
               </w:rPr>
-              <w:t>{</w:t>
-            </w:r>
-            <w:proofErr w:type="spellStart"/>
-            <w:r>
-              <w:rPr>
-                <w:rFonts w:ascii="Arial" w:hAnsi="Arial" w:cs="Arial"/>
-                <w:sz w:val="20"/>
-                <w:szCs w:val="20"/>
-              </w:rPr>
-              <w:t>consigneeName</w:t>
-            </w:r>
-            <w:proofErr w:type="spellEnd"/>
-            <w:r>
-              <w:rPr>
-                <w:rFonts w:ascii="Arial" w:hAnsi="Arial" w:cs="Arial"/>
-                <w:sz w:val="20"/>
-                <w:szCs w:val="20"/>
-              </w:rPr>
-              <w:t>}</w:t>
-            </w:r>
-          </w:p>
-          <w:p>
-            <w:pPr>
-              <w:rPr>
-                <w:rFonts w:ascii="Arial" w:hAnsi="Arial" w:cs="Arial"/>
-                <w:sz w:val="20"/>
-                <w:szCs w:val="20"/>
-              </w:rPr>
-            </w:pPr>
-            <w:r>
-              <w:rPr>
-                <w:rFonts w:ascii="Arial" w:hAnsi="Arial" w:cs="Arial"/>
-                <w:sz w:val="20"/>
-                <w:szCs w:val="20"/>
-              </w:rPr>
-              <w:t>{</w:t>
-            </w:r>
-            <w:proofErr w:type="spellStart"/>
-            <w:r>
-              <w:rPr>
-                <w:rFonts w:ascii="Arial" w:hAnsi="Arial" w:cs="Arial"/>
-                <w:sz w:val="20"/>
-                <w:szCs w:val="20"/>
-              </w:rPr>
-              <w:t>consigneeCountry</w:t>
-            </w:r>
-            <w:proofErr w:type="spellEnd"/>
-            <w:r>
-              <w:rPr>
-                <w:rFonts w:ascii="Arial" w:hAnsi="Arial" w:cs="Arial"/>
-                <w:sz w:val="20"/>
-                <w:szCs w:val="20"/>
-              </w:rPr>
-              <w:t>}</w:t>
+              <w:t>{consigneeName}</w:t>
+            </w:r>
+          </w:p>
+          <w:p>
+            <w:pPr>
+              <w:rPr>
+                <w:rFonts w:ascii="Arial" w:hAnsi="Arial" w:cs="Arial"/>
+                <w:sz w:val="20"/>
+                <w:szCs w:val="20"/>
+              </w:rPr>
+            </w:pPr>
+            <w:r>
+              <w:rPr>
+                <w:rFonts w:ascii="Arial" w:hAnsi="Arial" w:cs="Arial"/>
+                <w:sz w:val="20"/>
+                <w:szCs w:val="20"/>
+              </w:rPr>
+              <w:t>{consigneeCountry}</w:t>
             </w:r>
           </w:p>
         </w:tc>
@@ -155,7 +119,6 @@
               </w:rPr>
               <w:t>{</w:t>
             </w:r>
-            <w:proofErr w:type="spellStart"/>
             <w:r>
               <w:rPr>
                 <w:rFonts w:cstheme="minorHAnsi"/>
@@ -165,7 +128,6 @@
               </w:rPr>
               <w:t>orderDate</w:t>
             </w:r>
-            <w:proofErr w:type="spellEnd"/>
             <w:r>
               <w:rPr>
                 <w:rFonts w:ascii="Arial" w:hAnsi="Arial" w:cs="Arial"/>
@@ -228,31 +190,7 @@
                 <w:sz w:val="20"/>
                 <w:szCs w:val="20"/>
               </w:rPr>
-              <w:t>{</w:t>
-            </w:r>
-            <w:proofErr w:type="spellStart"/>
-            <w:r>
-              <w:rPr>
-                <w:rFonts w:ascii="Arial" w:hAnsi="Arial" w:cs="Arial"/>
-                <w:bCs/>
-                <w:spacing w:val="-2"/>
-                <w:position w:val="2"/>
-                <w:sz w:val="20"/>
-                <w:szCs w:val="20"/>
-              </w:rPr>
-              <w:t>invoicePiNo</w:t>
-            </w:r>
-            <w:proofErr w:type="spellEnd"/>
-            <w:r>
-              <w:rPr>
-                <w:rFonts w:ascii="Arial" w:hAnsi="Arial" w:cs="Arial"/>
-                <w:bCs/>
-                <w:spacing w:val="-2"/>
-                <w:position w:val="2"/>
-                <w:sz w:val="20"/>
-                <w:szCs w:val="20"/>
-              </w:rPr>
-              <w:t>}</w:t>
+              <w:t>{invoicePiNo}</w:t>
             </w:r>
           </w:p>
         </w:tc>
@@ -350,25 +288,7 @@
                 <w:sz w:val="20"/>
                 <w:szCs w:val="20"/>
               </w:rPr>
-              <w:t>{</w:t>
-            </w:r>
-            <w:proofErr w:type="spellStart"/>
-            <w:r>
-              <w:rPr>
-                <w:rFonts w:ascii="Arial" w:hAnsi="Arial" w:cs="Arial"/>
-                <w:sz w:val="20"/>
-                <w:szCs w:val="20"/>
-              </w:rPr>
-              <w:t>deliveryDetails</w:t>
-            </w:r>
-            <w:proofErr w:type="spellEnd"/>
-            <w:r>
-              <w:rPr>
-                <w:rFonts w:ascii="Arial" w:hAnsi="Arial" w:cs="Arial"/>
-                <w:sz w:val="20"/>
-                <w:szCs w:val="20"/>
-              </w:rPr>
-              <w:t>}</w:t>
+              <w:t>{deliveryDetails}</w:t>
             </w:r>
           </w:p>
         </w:tc>
@@ -434,7 +354,6 @@
               </w:rPr>
               <w:t>{</w:t>
             </w:r>
-            <w:proofErr w:type="spellStart"/>
             <w:r>
               <w:rPr>
                 <w:rFonts w:ascii="Arial" w:hAnsi="Arial" w:cs="Arial"/>
@@ -443,7 +362,6 @@
               </w:rPr>
               <w:t>deliveryAt</w:t>
             </w:r>
-            <w:proofErr w:type="spellEnd"/>
             <w:r>
               <w:rPr>
                 <w:rFonts w:ascii="Arial" w:hAnsi="Arial" w:cs="Arial"/>
@@ -1072,7 +990,6 @@
               </w:rPr>
               <w:t xml:space="preserve"> {</w:t>
             </w:r>
-            <w:proofErr w:type="spellStart"/>
             <w:r>
               <w:rPr>
                 <w:rFonts w:ascii="Arial" w:hAnsi="Arial" w:cs="Arial"/>
@@ -1081,7 +998,6 @@
               </w:rPr>
               <w:t>transportationMode</w:t>
             </w:r>
-            <w:proofErr w:type="spellEnd"/>
             <w:r>
               <w:rPr>
                 <w:rFonts w:ascii="Arial" w:hAnsi="Arial" w:cs="Arial"/>
@@ -1090,7 +1006,6 @@
               </w:rPr>
               <w:t>}{/</w:t>
             </w:r>
-            <w:proofErr w:type="spellStart"/>
             <w:r>
               <w:rPr>
                 <w:rFonts w:ascii="Arial" w:hAnsi="Arial" w:cs="Arial"/>
@@ -1099,7 +1014,6 @@
               </w:rPr>
               <w:t>transportationMode</w:t>
             </w:r>
-            <w:proofErr w:type="spellEnd"/>
             <w:r>
               <w:rPr>
                 <w:rFonts w:ascii="Arial" w:hAnsi="Arial" w:cs="Arial"/>
@@ -1222,16 +1136,14 @@
               </w:rPr>
               <w:t>{</w:t>
             </w:r>
-            <w:proofErr w:type="spellStart"/>
             <w:r>
               <w:rPr>
                 <w:rFonts w:ascii="Arial" w:hAnsi="Arial" w:cs="Arial"/>
                 <w:sz w:val="18"/>
                 <w:szCs w:val="18"/>
               </w:rPr>
-              <w:t>crFirstIns</w:t>
-            </w:r>
-            <w:proofErr w:type="spellEnd"/>
+              <w:t>specialInstruction</w:t>
+            </w:r>
             <w:r>
               <w:rPr>
                 <w:rFonts w:ascii="Arial" w:hAnsi="Arial" w:cs="Arial"/>

--- a/electron/database/generate-document/templates/contract-review.docx
+++ b/electron/database/generate-document/templates/contract-review.docx
@@ -47,8 +47,18 @@
                 <w:sz w:val="20"/>
                 <w:szCs w:val="20"/>
               </w:rPr>
-              <w:t>CUSTOMER / ADDRESS :</w:t>
-            </w:r>
+              <w:t xml:space="preserve">CUSTOMER / </w:t>
+            </w:r>
+            <w:proofErr w:type="gramStart"/>
+            <w:r>
+              <w:rPr>
+                <w:rFonts w:ascii="Arial" w:hAnsi="Arial" w:cs="Arial"/>
+                <w:sz w:val="20"/>
+                <w:szCs w:val="20"/>
+              </w:rPr>
+              <w:t>ADDRESS :</w:t>
+            </w:r>
+            <w:proofErr w:type="gramEnd"/>
           </w:p>
           <w:p>
             <w:pPr>
@@ -69,24 +79,60 @@
                 <w:sz w:val="20"/>
                 <w:szCs w:val="20"/>
               </w:rPr>
-              <w:t>{consigneeName}</w:t>
-            </w:r>
-          </w:p>
-          <w:p>
-            <w:pPr>
-              <w:rPr>
-                <w:rFonts w:ascii="Arial" w:hAnsi="Arial" w:cs="Arial"/>
-                <w:sz w:val="20"/>
-                <w:szCs w:val="20"/>
-              </w:rPr>
-            </w:pPr>
-            <w:r>
-              <w:rPr>
-                <w:rFonts w:ascii="Arial" w:hAnsi="Arial" w:cs="Arial"/>
-                <w:sz w:val="20"/>
-                <w:szCs w:val="20"/>
-              </w:rPr>
-              <w:t>{consigneeCountry}</w:t>
+              <w:t>{</w:t>
+            </w:r>
+            <w:proofErr w:type="spellStart"/>
+            <w:r>
+              <w:rPr>
+                <w:rFonts w:ascii="Arial" w:hAnsi="Arial" w:cs="Arial"/>
+                <w:sz w:val="20"/>
+                <w:szCs w:val="20"/>
+              </w:rPr>
+              <w:t>consigneeName</w:t>
+            </w:r>
+            <w:proofErr w:type="spellEnd"/>
+            <w:r>
+              <w:rPr>
+                <w:rFonts w:ascii="Arial" w:hAnsi="Arial" w:cs="Arial"/>
+                <w:sz w:val="20"/>
+                <w:szCs w:val="20"/>
+              </w:rPr>
+              <w:t>}</w:t>
+            </w:r>
+          </w:p>
+          <w:p>
+            <w:pPr>
+              <w:rPr>
+                <w:rFonts w:ascii="Arial" w:hAnsi="Arial" w:cs="Arial"/>
+                <w:sz w:val="20"/>
+                <w:szCs w:val="20"/>
+              </w:rPr>
+            </w:pPr>
+            <w:r>
+              <w:rPr>
+                <w:rFonts w:ascii="Arial" w:hAnsi="Arial" w:cs="Arial"/>
+                <w:sz w:val="20"/>
+                <w:szCs w:val="20"/>
+              </w:rPr>
+              <w:t>{</w:t>
+            </w:r>
+            <w:proofErr w:type="spellStart"/>
+            <w:r>
+              <w:rPr>
+                <w:rFonts w:ascii="Arial" w:hAnsi="Arial" w:cs="Arial"/>
+                <w:sz w:val="20"/>
+                <w:szCs w:val="20"/>
+              </w:rPr>
+              <w:t>consigneeCountry</w:t>
+            </w:r>
+            <w:proofErr w:type="spellEnd"/>
+            <w:r>
+              <w:rPr>
+                <w:rFonts w:ascii="Arial" w:hAnsi="Arial" w:cs="Arial"/>
+                <w:sz w:val="20"/>
+                <w:szCs w:val="20"/>
+              </w:rPr>
+              <w:t>}</w:t>
             </w:r>
           </w:p>
         </w:tc>
@@ -103,13 +149,23 @@
                 <w:szCs w:val="20"/>
               </w:rPr>
             </w:pPr>
-            <w:r>
-              <w:rPr>
-                <w:rFonts w:ascii="Arial" w:hAnsi="Arial" w:cs="Arial"/>
-                <w:sz w:val="20"/>
-                <w:szCs w:val="20"/>
-              </w:rPr>
-              <w:t xml:space="preserve">DATE : </w:t>
+            <w:proofErr w:type="gramStart"/>
+            <w:r>
+              <w:rPr>
+                <w:rFonts w:ascii="Arial" w:hAnsi="Arial" w:cs="Arial"/>
+                <w:sz w:val="20"/>
+                <w:szCs w:val="20"/>
+              </w:rPr>
+              <w:t>DATE :</w:t>
+            </w:r>
+            <w:proofErr w:type="gramEnd"/>
+            <w:r>
+              <w:rPr>
+                <w:rFonts w:ascii="Arial" w:hAnsi="Arial" w:cs="Arial"/>
+                <w:sz w:val="20"/>
+                <w:szCs w:val="20"/>
+              </w:rPr>
+              <w:t xml:space="preserve"> </w:t>
             </w:r>
             <w:r>
               <w:rPr>
@@ -119,6 +175,7 @@
               </w:rPr>
               <w:t>{</w:t>
             </w:r>
+            <w:proofErr w:type="spellStart"/>
             <w:r>
               <w:rPr>
                 <w:rFonts w:cstheme="minorHAnsi"/>
@@ -128,6 +185,7 @@
               </w:rPr>
               <w:t>orderDate</w:t>
             </w:r>
+            <w:proofErr w:type="spellEnd"/>
             <w:r>
               <w:rPr>
                 <w:rFonts w:ascii="Arial" w:hAnsi="Arial" w:cs="Arial"/>
@@ -163,7 +221,16 @@
                 <w:sz w:val="20"/>
                 <w:szCs w:val="20"/>
               </w:rPr>
-              <w:t>OPF. NO.</w:t>
+              <w:t xml:space="preserve">OPF. </w:t>
+            </w:r>
+            <w:proofErr w:type="gramStart"/>
+            <w:r>
+              <w:rPr>
+                <w:rFonts w:ascii="Arial" w:hAnsi="Arial" w:cs="Arial"/>
+                <w:sz w:val="20"/>
+                <w:szCs w:val="20"/>
+              </w:rPr>
+              <w:t>NO.</w:t>
             </w:r>
             <w:r>
               <w:rPr>
@@ -173,6 +240,7 @@
               </w:rPr>
               <w:t xml:space="preserve"> :</w:t>
             </w:r>
+            <w:proofErr w:type="gramEnd"/>
             <w:r>
               <w:rPr>
                 <w:rFonts w:ascii="Arial" w:hAnsi="Arial" w:cs="Arial"/>
@@ -190,7 +258,31 @@
                 <w:sz w:val="20"/>
                 <w:szCs w:val="20"/>
               </w:rPr>
-              <w:t>{invoicePiNo}</w:t>
+              <w:t>{</w:t>
+            </w:r>
+            <w:proofErr w:type="spellStart"/>
+            <w:r>
+              <w:rPr>
+                <w:rFonts w:ascii="Arial" w:hAnsi="Arial" w:cs="Arial"/>
+                <w:bCs/>
+                <w:spacing w:val="-2"/>
+                <w:position w:val="2"/>
+                <w:sz w:val="20"/>
+                <w:szCs w:val="20"/>
+              </w:rPr>
+              <w:t>invoicePiNo</w:t>
+            </w:r>
+            <w:proofErr w:type="spellEnd"/>
+            <w:r>
+              <w:rPr>
+                <w:rFonts w:ascii="Arial" w:hAnsi="Arial" w:cs="Arial"/>
+                <w:bCs/>
+                <w:spacing w:val="-2"/>
+                <w:position w:val="2"/>
+                <w:sz w:val="20"/>
+                <w:szCs w:val="20"/>
+              </w:rPr>
+              <w:t>}</w:t>
             </w:r>
           </w:p>
         </w:tc>
@@ -231,7 +323,25 @@
                 <w:sz w:val="20"/>
                 <w:szCs w:val="20"/>
               </w:rPr>
-              <w:t xml:space="preserve">PO REF : </w:t>
+              <w:t xml:space="preserve">PO </w:t>
+            </w:r>
+            <w:proofErr w:type="gramStart"/>
+            <w:r>
+              <w:rPr>
+                <w:rFonts w:ascii="Arial" w:hAnsi="Arial" w:cs="Arial"/>
+                <w:sz w:val="20"/>
+                <w:szCs w:val="20"/>
+              </w:rPr>
+              <w:t>REF :</w:t>
+            </w:r>
+            <w:proofErr w:type="gramEnd"/>
+            <w:r>
+              <w:rPr>
+                <w:rFonts w:ascii="Arial" w:hAnsi="Arial" w:cs="Arial"/>
+                <w:sz w:val="20"/>
+                <w:szCs w:val="20"/>
+              </w:rPr>
+              <w:t xml:space="preserve"> </w:t>
             </w:r>
             <w:r>
               <w:rPr>
@@ -280,15 +390,51 @@
                 <w:sz w:val="20"/>
                 <w:szCs w:val="20"/>
               </w:rPr>
-              <w:t xml:space="preserve">DELIVERY DATE : </w:t>
-            </w:r>
-            <w:r>
-              <w:rPr>
-                <w:rFonts w:ascii="Arial" w:hAnsi="Arial" w:cs="Arial"/>
-                <w:sz w:val="20"/>
-                <w:szCs w:val="20"/>
-              </w:rPr>
-              <w:t>{deliveryDetails}</w:t>
+              <w:t xml:space="preserve">DELIVERY </w:t>
+            </w:r>
+            <w:proofErr w:type="gramStart"/>
+            <w:r>
+              <w:rPr>
+                <w:rFonts w:ascii="Arial" w:hAnsi="Arial" w:cs="Arial"/>
+                <w:sz w:val="20"/>
+                <w:szCs w:val="20"/>
+              </w:rPr>
+              <w:t>DATE :</w:t>
+            </w:r>
+            <w:proofErr w:type="gramEnd"/>
+            <w:r>
+              <w:rPr>
+                <w:rFonts w:ascii="Arial" w:hAnsi="Arial" w:cs="Arial"/>
+                <w:sz w:val="20"/>
+                <w:szCs w:val="20"/>
+              </w:rPr>
+              <w:t xml:space="preserve"> </w:t>
+            </w:r>
+            <w:r>
+              <w:rPr>
+                <w:rFonts w:ascii="Arial" w:hAnsi="Arial" w:cs="Arial"/>
+                <w:sz w:val="20"/>
+                <w:szCs w:val="20"/>
+              </w:rPr>
+              <w:t>{</w:t>
+            </w:r>
+            <w:proofErr w:type="spellStart"/>
+            <w:r>
+              <w:rPr>
+                <w:rFonts w:ascii="Arial" w:hAnsi="Arial" w:cs="Arial"/>
+                <w:sz w:val="20"/>
+                <w:szCs w:val="20"/>
+              </w:rPr>
+              <w:t>deliveryDetails</w:t>
+            </w:r>
+            <w:proofErr w:type="spellEnd"/>
+            <w:r>
+              <w:rPr>
+                <w:rFonts w:ascii="Arial" w:hAnsi="Arial" w:cs="Arial"/>
+                <w:sz w:val="20"/>
+                <w:szCs w:val="20"/>
+              </w:rPr>
+              <w:t>}</w:t>
             </w:r>
           </w:p>
         </w:tc>
@@ -313,7 +459,25 @@
                 <w:sz w:val="20"/>
                 <w:szCs w:val="20"/>
               </w:rPr>
-              <w:t xml:space="preserve">CST / ST No. : </w:t>
+              <w:t xml:space="preserve">CST / ST </w:t>
+            </w:r>
+            <w:proofErr w:type="gramStart"/>
+            <w:r>
+              <w:rPr>
+                <w:rFonts w:ascii="Arial" w:hAnsi="Arial" w:cs="Arial"/>
+                <w:sz w:val="20"/>
+                <w:szCs w:val="20"/>
+              </w:rPr>
+              <w:t>No. :</w:t>
+            </w:r>
+            <w:proofErr w:type="gramEnd"/>
+            <w:r>
+              <w:rPr>
+                <w:rFonts w:ascii="Arial" w:hAnsi="Arial" w:cs="Arial"/>
+                <w:sz w:val="20"/>
+                <w:szCs w:val="20"/>
+              </w:rPr>
+              <w:t xml:space="preserve"> </w:t>
             </w:r>
             <w:r>
               <w:rPr>
@@ -344,7 +508,25 @@
                 <w:sz w:val="20"/>
                 <w:szCs w:val="20"/>
               </w:rPr>
-              <w:t xml:space="preserve">DELIVERY AT : </w:t>
+              <w:t xml:space="preserve">DELIVERY </w:t>
+            </w:r>
+            <w:proofErr w:type="gramStart"/>
+            <w:r>
+              <w:rPr>
+                <w:rFonts w:ascii="Arial" w:hAnsi="Arial" w:cs="Arial"/>
+                <w:sz w:val="20"/>
+                <w:szCs w:val="20"/>
+              </w:rPr>
+              <w:t>AT :</w:t>
+            </w:r>
+            <w:proofErr w:type="gramEnd"/>
+            <w:r>
+              <w:rPr>
+                <w:rFonts w:ascii="Arial" w:hAnsi="Arial" w:cs="Arial"/>
+                <w:sz w:val="20"/>
+                <w:szCs w:val="20"/>
+              </w:rPr>
+              <w:t xml:space="preserve"> </w:t>
             </w:r>
             <w:r>
               <w:rPr>
@@ -354,6 +536,7 @@
               </w:rPr>
               <w:t>{</w:t>
             </w:r>
+            <w:proofErr w:type="spellStart"/>
             <w:r>
               <w:rPr>
                 <w:rFonts w:ascii="Arial" w:hAnsi="Arial" w:cs="Arial"/>
@@ -362,6 +545,7 @@
               </w:rPr>
               <w:t>deliveryAt</w:t>
             </w:r>
+            <w:proofErr w:type="spellEnd"/>
             <w:r>
               <w:rPr>
                 <w:rFonts w:ascii="Arial" w:hAnsi="Arial" w:cs="Arial"/>
@@ -393,8 +577,18 @@
                 <w:sz w:val="20"/>
                 <w:szCs w:val="20"/>
               </w:rPr>
-              <w:t>TOTAL REQUIREMENT SUMMARY – DETAILS AS PER OPF (TOTAL OPF Attachments-     )</w:t>
-            </w:r>
+              <w:t xml:space="preserve">TOTAL REQUIREMENT SUMMARY – DETAILS AS PER OPF (TOTAL OPF Attachments-   </w:t>
+            </w:r>
+            <w:proofErr w:type="gramStart"/>
+            <w:r>
+              <w:rPr>
+                <w:rFonts w:ascii="Arial" w:hAnsi="Arial" w:cs="Arial"/>
+                <w:sz w:val="20"/>
+                <w:szCs w:val="20"/>
+              </w:rPr>
+              <w:t xml:space="preserve">  )</w:t>
+            </w:r>
+            <w:proofErr w:type="gramEnd"/>
           </w:p>
         </w:tc>
       </w:tr>
@@ -942,6 +1136,7 @@
                 <w:szCs w:val="20"/>
               </w:rPr>
             </w:pPr>
+            <w:proofErr w:type="gramStart"/>
             <w:r>
               <w:rPr>
                 <w:rFonts w:ascii="Arial" w:hAnsi="Arial" w:cs="Arial"/>
@@ -956,7 +1151,16 @@
                 <w:sz w:val="20"/>
                 <w:szCs w:val="20"/>
               </w:rPr>
-              <w:t xml:space="preserve"> : {</w:t>
+              <w:t xml:space="preserve"> :</w:t>
+            </w:r>
+            <w:proofErr w:type="gramEnd"/>
+            <w:r>
+              <w:rPr>
+                <w:rFonts w:ascii="Arial" w:hAnsi="Arial" w:cs="Arial"/>
+                <w:sz w:val="20"/>
+                <w:szCs w:val="20"/>
+              </w:rPr>
+              <w:t xml:space="preserve"> {</w:t>
             </w:r>
             <w:r>
               <w:rPr>
@@ -990,6 +1194,7 @@
               </w:rPr>
               <w:t xml:space="preserve"> {</w:t>
             </w:r>
+            <w:proofErr w:type="spellStart"/>
             <w:r>
               <w:rPr>
                 <w:rFonts w:ascii="Arial" w:hAnsi="Arial" w:cs="Arial"/>
@@ -998,6 +1203,7 @@
               </w:rPr>
               <w:t>transportationMode</w:t>
             </w:r>
+            <w:proofErr w:type="spellEnd"/>
             <w:r>
               <w:rPr>
                 <w:rFonts w:ascii="Arial" w:hAnsi="Arial" w:cs="Arial"/>
@@ -1006,6 +1212,7 @@
               </w:rPr>
               <w:t>}{/</w:t>
             </w:r>
+            <w:proofErr w:type="spellStart"/>
             <w:r>
               <w:rPr>
                 <w:rFonts w:ascii="Arial" w:hAnsi="Arial" w:cs="Arial"/>
@@ -1014,6 +1221,7 @@
               </w:rPr>
               <w:t>transportationMode</w:t>
             </w:r>
+            <w:proofErr w:type="spellEnd"/>
             <w:r>
               <w:rPr>
                 <w:rFonts w:ascii="Arial" w:hAnsi="Arial" w:cs="Arial"/>
@@ -1094,12 +1302,139 @@
           </w:tcPr>
           <w:p>
             <w:pPr>
-              <w:rPr>
-                <w:rFonts w:ascii="Arial" w:hAnsi="Arial" w:cs="Arial"/>
-                <w:sz w:val="20"/>
-                <w:szCs w:val="20"/>
-              </w:rPr>
-            </w:pPr>
+              <w:jc w:val="center"/>
+              <w:rPr>
+                <w:rFonts w:cstheme="minorHAnsi"/>
+                <w:b/>
+                <w:bCs/>
+                <w:sz w:val="20"/>
+                <w:szCs w:val="20"/>
+              </w:rPr>
+            </w:pPr>
+            <w:r>
+              <w:rPr>
+                <w:rFonts w:cstheme="minorHAnsi"/>
+                <w:b/>
+                <w:bCs/>
+                <w:sz w:val="20"/>
+                <w:szCs w:val="20"/>
+              </w:rPr>
+              <w:t>{#</w:t>
+            </w:r>
+            <w:r>
+              <w:rPr>
+                <w:rFonts w:cstheme="minorHAnsi"/>
+                <w:b/>
+                <w:bCs/>
+                <w:sz w:val="20"/>
+                <w:szCs w:val="20"/>
+              </w:rPr>
+              <w:t>isEasyToOpenCrate</w:t>
+            </w:r>
+            <w:r>
+              <w:rPr>
+                <w:rFonts w:cstheme="minorHAnsi"/>
+                <w:b/>
+                <w:bCs/>
+                <w:sz w:val="20"/>
+                <w:szCs w:val="20"/>
+              </w:rPr>
+              <w:t>}</w:t>
+            </w:r>
+            <w:r>
+              <w:rPr>
+                <w:rFonts w:cstheme="minorHAnsi"/>
+                <w:b/>
+                <w:bCs/>
+                <w:sz w:val="20"/>
+                <w:szCs w:val="20"/>
+              </w:rPr>
+              <w:t xml:space="preserve"> </w:t>
+            </w:r>
+            <w:r>
+              <w:rPr>
+                <w:rFonts w:cstheme="minorHAnsi"/>
+                <w:b/>
+                <w:bCs/>
+                <w:sz w:val="20"/>
+                <w:szCs w:val="20"/>
+              </w:rPr>
+              <w:t>EASY TO OPEN CRATE</w:t>
+            </w:r>
+            <w:r>
+              <w:rPr>
+                <w:rFonts w:cstheme="minorHAnsi"/>
+                <w:b/>
+                <w:bCs/>
+                <w:sz w:val="20"/>
+                <w:szCs w:val="20"/>
+              </w:rPr>
+              <w:t xml:space="preserve"> </w:t>
+            </w:r>
+          </w:p>
+          <w:p>
+            <w:pPr>
+              <w:jc w:val="center"/>
+              <w:rPr>
+                <w:rFonts w:cstheme="minorHAnsi"/>
+                <w:b/>
+                <w:bCs/>
+                <w:sz w:val="20"/>
+                <w:szCs w:val="20"/>
+              </w:rPr>
+            </w:pPr>
+            <w:r>
+              <w:rPr>
+                <w:rFonts w:cstheme="minorHAnsi"/>
+                <w:b/>
+                <w:bCs/>
+                <w:sz w:val="20"/>
+                <w:szCs w:val="20"/>
+              </w:rPr>
+              <w:t>{</w:t>
+            </w:r>
+            <w:r>
+              <w:rPr>
+                <w:rFonts w:cstheme="minorHAnsi"/>
+                <w:b/>
+                <w:bCs/>
+                <w:sz w:val="20"/>
+                <w:szCs w:val="20"/>
+              </w:rPr>
+              <w:t>/</w:t>
+            </w:r>
+            <w:proofErr w:type="spellStart"/>
+            <w:r>
+              <w:rPr>
+                <w:rFonts w:cstheme="minorHAnsi"/>
+                <w:b/>
+                <w:bCs/>
+                <w:sz w:val="20"/>
+                <w:szCs w:val="20"/>
+              </w:rPr>
+              <w:t>isEasyToOpenCrate</w:t>
+            </w:r>
+            <w:proofErr w:type="spellEnd"/>
+            <w:r>
+              <w:rPr>
+                <w:rFonts w:cstheme="minorHAnsi"/>
+                <w:b/>
+                <w:bCs/>
+                <w:sz w:val="20"/>
+                <w:szCs w:val="20"/>
+              </w:rPr>
+              <w:t>}</w:t>
+            </w:r>
+            <w:r>
+              <w:rPr>
+                <w:rFonts w:cstheme="minorHAnsi"/>
+                <w:b/>
+                <w:bCs/>
+                <w:sz w:val="20"/>
+                <w:szCs w:val="20"/>
+              </w:rPr>
+              <w:t xml:space="preserve">  </w:t>
+            </w:r>
           </w:p>
           <w:p>
             <w:pPr>
@@ -1136,6 +1471,7 @@
               </w:rPr>
               <w:t>{</w:t>
             </w:r>
+            <w:proofErr w:type="spellStart"/>
             <w:r>
               <w:rPr>
                 <w:rFonts w:ascii="Arial" w:hAnsi="Arial" w:cs="Arial"/>
@@ -1144,6 +1480,7 @@
               </w:rPr>
               <w:t>specialInstruction</w:t>
             </w:r>
+            <w:proofErr w:type="spellEnd"/>
             <w:r>
               <w:rPr>
                 <w:rFonts w:ascii="Arial" w:hAnsi="Arial" w:cs="Arial"/>
@@ -1279,13 +1616,23 @@
                 <w:szCs w:val="20"/>
               </w:rPr>
             </w:pPr>
-            <w:r>
-              <w:rPr>
-                <w:rFonts w:ascii="Arial" w:hAnsi="Arial" w:cs="Arial"/>
-                <w:sz w:val="20"/>
-                <w:szCs w:val="20"/>
-              </w:rPr>
-              <w:t xml:space="preserve">FOLDERS : </w:t>
+            <w:proofErr w:type="gramStart"/>
+            <w:r>
+              <w:rPr>
+                <w:rFonts w:ascii="Arial" w:hAnsi="Arial" w:cs="Arial"/>
+                <w:sz w:val="20"/>
+                <w:szCs w:val="20"/>
+              </w:rPr>
+              <w:t>FOLDERS :</w:t>
+            </w:r>
+            <w:proofErr w:type="gramEnd"/>
+            <w:r>
+              <w:rPr>
+                <w:rFonts w:ascii="Arial" w:hAnsi="Arial" w:cs="Arial"/>
+                <w:sz w:val="20"/>
+                <w:szCs w:val="20"/>
+              </w:rPr>
+              <w:t xml:space="preserve"> </w:t>
             </w:r>
           </w:p>
         </w:tc>
@@ -1308,7 +1655,25 @@
                 <w:sz w:val="20"/>
                 <w:szCs w:val="20"/>
               </w:rPr>
-              <w:t xml:space="preserve">CUT SHEETS : </w:t>
+              <w:t xml:space="preserve">CUT </w:t>
+            </w:r>
+            <w:proofErr w:type="gramStart"/>
+            <w:r>
+              <w:rPr>
+                <w:rFonts w:ascii="Arial" w:hAnsi="Arial" w:cs="Arial"/>
+                <w:sz w:val="20"/>
+                <w:szCs w:val="20"/>
+              </w:rPr>
+              <w:t>SHEETS :</w:t>
+            </w:r>
+            <w:proofErr w:type="gramEnd"/>
+            <w:r>
+              <w:rPr>
+                <w:rFonts w:ascii="Arial" w:hAnsi="Arial" w:cs="Arial"/>
+                <w:sz w:val="20"/>
+                <w:szCs w:val="20"/>
+              </w:rPr>
+              <w:t xml:space="preserve"> </w:t>
             </w:r>
           </w:p>
         </w:tc>
@@ -1325,13 +1690,23 @@
                 <w:szCs w:val="20"/>
               </w:rPr>
             </w:pPr>
-            <w:r>
-              <w:rPr>
-                <w:rFonts w:ascii="Arial" w:hAnsi="Arial" w:cs="Arial"/>
-                <w:sz w:val="20"/>
-                <w:szCs w:val="20"/>
-              </w:rPr>
-              <w:t xml:space="preserve">CHAINS : </w:t>
+            <w:proofErr w:type="gramStart"/>
+            <w:r>
+              <w:rPr>
+                <w:rFonts w:ascii="Arial" w:hAnsi="Arial" w:cs="Arial"/>
+                <w:sz w:val="20"/>
+                <w:szCs w:val="20"/>
+              </w:rPr>
+              <w:t>CHAINS :</w:t>
+            </w:r>
+            <w:proofErr w:type="gramEnd"/>
+            <w:r>
+              <w:rPr>
+                <w:rFonts w:ascii="Arial" w:hAnsi="Arial" w:cs="Arial"/>
+                <w:sz w:val="20"/>
+                <w:szCs w:val="20"/>
+              </w:rPr>
+              <w:t xml:space="preserve"> </w:t>
             </w:r>
           </w:p>
         </w:tc>
@@ -1980,8 +2355,36 @@
                 <w:sz w:val="24"/>
                 <w:szCs w:val="24"/>
               </w:rPr>
-              <w:t xml:space="preserve">Form No. 403FF001 (1)                                        (INCHARGE UNIT I/II) (SALES COORDINATOR)   </w:t>
-            </w:r>
+              <w:t xml:space="preserve">Form No. 403FF001 (1)                                     </w:t>
+            </w:r>
+            <w:proofErr w:type="gramStart"/>
+            <w:r>
+              <w:rPr>
+                <w:rFonts w:ascii="Arial" w:hAnsi="Arial" w:cs="Arial"/>
+                <w:sz w:val="24"/>
+                <w:szCs w:val="24"/>
+              </w:rPr>
+              <w:t xml:space="preserve">   (</w:t>
+            </w:r>
+            <w:proofErr w:type="gramEnd"/>
+            <w:r>
+              <w:rPr>
+                <w:rFonts w:ascii="Arial" w:hAnsi="Arial" w:cs="Arial"/>
+                <w:sz w:val="24"/>
+                <w:szCs w:val="24"/>
+              </w:rPr>
+              <w:t xml:space="preserve">INCHARGE UNIT I/II) (SALES </w:t>
+            </w:r>
+            <w:proofErr w:type="gramStart"/>
+            <w:r>
+              <w:rPr>
+                <w:rFonts w:ascii="Arial" w:hAnsi="Arial" w:cs="Arial"/>
+                <w:sz w:val="24"/>
+                <w:szCs w:val="24"/>
+              </w:rPr>
+              <w:t xml:space="preserve">COORDINATOR)   </w:t>
+            </w:r>
+            <w:proofErr w:type="gramEnd"/>
           </w:p>
         </w:tc>
       </w:tr>
@@ -2695,7 +3098,6 @@
   <w:style w:type="character" w:default="1" w:styleId="DefaultParagraphFont">
     <w:name w:val="Default Paragraph Font"/>
     <w:uiPriority w:val="1"/>
-    <w:semiHidden/>
     <w:unhideWhenUsed/>
   </w:style>
   <w:style w:type="table" w:default="1" w:styleId="TableNormal">
